--- a/internal_doc/10.参考资料/PostgreSQL/sequoiadb支持pg的说明.docx
+++ b/internal_doc/10.参考资料/PostgreSQL/sequoiadb支持pg的说明.docx
@@ -4,7 +4,7 @@
   <w:body>
     <w:p>
       <w:pPr>
-        <w:pStyle w:val="a5"/>
+        <w:pStyle w:val="Title"/>
       </w:pPr>
       <w:r>
         <w:rPr>
@@ -33,7 +33,7 @@
     </w:p>
     <w:p>
       <w:pPr>
-        <w:pStyle w:val="1"/>
+        <w:pStyle w:val="Heading1"/>
         <w:numPr>
           <w:ilvl w:val="0"/>
           <w:numId w:val="1"/>
@@ -208,19 +208,20 @@
     </w:p>
     <w:tbl>
       <w:tblPr>
-        <w:tblStyle w:val="a6"/>
+        <w:tblStyle w:val="TableGrid"/>
         <w:tblW w:w="0" w:type="auto"/>
         <w:tblLook w:val="04A0"/>
       </w:tblPr>
       <w:tblGrid>
-        <w:gridCol w:w="1736"/>
-        <w:gridCol w:w="2051"/>
+        <w:gridCol w:w="1290"/>
+        <w:gridCol w:w="1304"/>
         <w:gridCol w:w="4735"/>
+        <w:gridCol w:w="1193"/>
       </w:tblGrid>
       <w:tr>
         <w:tc>
           <w:tcPr>
-            <w:tcW w:w="2376" w:type="dxa"/>
+            <w:tcW w:w="1416" w:type="dxa"/>
             <w:shd w:val="clear" w:color="auto" w:fill="7F7F7F" w:themeFill="text1" w:themeFillTint="80"/>
           </w:tcPr>
           <w:p>
@@ -248,7 +249,7 @@
         </w:tc>
         <w:tc>
           <w:tcPr>
-            <w:tcW w:w="3119" w:type="dxa"/>
+            <w:tcW w:w="1515" w:type="dxa"/>
             <w:shd w:val="clear" w:color="auto" w:fill="7F7F7F" w:themeFill="text1" w:themeFillTint="80"/>
           </w:tcPr>
           <w:p>
@@ -283,7 +284,7 @@
         </w:tc>
         <w:tc>
           <w:tcPr>
-            <w:tcW w:w="3027" w:type="dxa"/>
+            <w:tcW w:w="3556" w:type="dxa"/>
             <w:shd w:val="clear" w:color="auto" w:fill="7F7F7F" w:themeFill="text1" w:themeFillTint="80"/>
           </w:tcPr>
           <w:p>
@@ -302,11 +303,53 @@
             </w:r>
           </w:p>
         </w:tc>
-      </w:tr>
-      <w:tr>
-        <w:tc>
-          <w:tcPr>
-            <w:tcW w:w="8522" w:type="dxa"/>
+        <w:tc>
+          <w:tcPr>
+            <w:tcW w:w="2035" w:type="dxa"/>
+            <w:shd w:val="clear" w:color="auto" w:fill="7F7F7F" w:themeFill="text1" w:themeFillTint="80"/>
+          </w:tcPr>
+          <w:p>
+            <w:pPr>
+              <w:jc w:val="center"/>
+              <w:rPr>
+                <w:b/>
+              </w:rPr>
+            </w:pPr>
+            <w:r>
+              <w:rPr>
+                <w:rFonts w:hint="eastAsia"/>
+                <w:b/>
+              </w:rPr>
+              <w:t>异常</w:t>
+            </w:r>
+            <w:r>
+              <w:rPr>
+                <w:rFonts w:hint="eastAsia"/>
+                <w:b/>
+              </w:rPr>
+              <w:t>（范围不匹配</w:t>
+            </w:r>
+            <w:r>
+              <w:rPr>
+                <w:rFonts w:hint="eastAsia"/>
+                <w:b/>
+              </w:rPr>
+              <w:t>/</w:t>
+            </w:r>
+            <w:r>
+              <w:rPr>
+                <w:rFonts w:hint="eastAsia"/>
+                <w:b/>
+              </w:rPr>
+              <w:t>类型不匹配）</w:t>
+            </w:r>
+          </w:p>
+        </w:tc>
+      </w:tr>
+      <w:tr>
+        <w:tc>
+          <w:tcPr>
+            <w:tcW w:w="6487" w:type="dxa"/>
             <w:gridSpan w:val="3"/>
           </w:tcPr>
           <w:p>
@@ -326,1138 +369,1635 @@
             </w:r>
           </w:p>
         </w:tc>
-      </w:tr>
-      <w:tr>
-        <w:tc>
-          <w:tcPr>
-            <w:tcW w:w="2376" w:type="dxa"/>
-          </w:tcPr>
-          <w:p>
-            <w:r>
-              <w:t>smallint</w:t>
-            </w:r>
-          </w:p>
-        </w:tc>
-        <w:tc>
-          <w:tcPr>
-            <w:tcW w:w="3119" w:type="dxa"/>
-          </w:tcPr>
-          <w:p>
-            <w:r>
-              <w:rPr>
-                <w:rFonts w:hint="eastAsia"/>
-              </w:rPr>
-              <w:t>整数</w:t>
-            </w:r>
-          </w:p>
-        </w:tc>
-        <w:tc>
-          <w:tcPr>
-            <w:tcW w:w="3027" w:type="dxa"/>
-          </w:tcPr>
-          <w:p>
-            <w:r>
-              <w:rPr>
-                <w:rFonts w:hint="eastAsia"/>
-              </w:rPr>
-              <w:t>{key:127}</w:t>
-            </w:r>
-          </w:p>
-        </w:tc>
-      </w:tr>
-      <w:tr>
-        <w:tc>
-          <w:tcPr>
-            <w:tcW w:w="2376" w:type="dxa"/>
-          </w:tcPr>
-          <w:p>
-            <w:r>
-              <w:rPr>
-                <w:rFonts w:hint="eastAsia"/>
-              </w:rPr>
-              <w:t>integer</w:t>
-            </w:r>
-          </w:p>
-        </w:tc>
-        <w:tc>
-          <w:tcPr>
-            <w:tcW w:w="3119" w:type="dxa"/>
-          </w:tcPr>
-          <w:p>
-            <w:r>
-              <w:rPr>
-                <w:rFonts w:hint="eastAsia"/>
-              </w:rPr>
-              <w:t>整数</w:t>
-            </w:r>
-          </w:p>
-        </w:tc>
-        <w:tc>
-          <w:tcPr>
-            <w:tcW w:w="3027" w:type="dxa"/>
-          </w:tcPr>
-          <w:p>
-            <w:r>
-              <w:rPr>
-                <w:rFonts w:hint="eastAsia"/>
-              </w:rPr>
-              <w:t>{key:100}</w:t>
-            </w:r>
-          </w:p>
-        </w:tc>
-      </w:tr>
-      <w:tr>
-        <w:tc>
-          <w:tcPr>
-            <w:tcW w:w="2376" w:type="dxa"/>
-          </w:tcPr>
-          <w:p>
-            <w:r>
-              <w:rPr>
-                <w:rFonts w:hint="eastAsia"/>
-              </w:rPr>
-              <w:t>bigint</w:t>
-            </w:r>
-          </w:p>
-        </w:tc>
-        <w:tc>
-          <w:tcPr>
-            <w:tcW w:w="3119" w:type="dxa"/>
-          </w:tcPr>
-          <w:p>
-            <w:r>
-              <w:rPr>
-                <w:rFonts w:hint="eastAsia"/>
-              </w:rPr>
-              <w:t>整数、</w:t>
-            </w:r>
-            <w:r>
-              <w:rPr>
-                <w:rFonts w:hint="eastAsia"/>
-              </w:rPr>
-              <w:t>长整数</w:t>
-            </w:r>
-          </w:p>
-        </w:tc>
-        <w:tc>
-          <w:tcPr>
-            <w:tcW w:w="3027" w:type="dxa"/>
-          </w:tcPr>
-          <w:p>
-            <w:r>
-              <w:rPr>
-                <w:rFonts w:hint="eastAsia"/>
-              </w:rPr>
-              <w:t>{key:1234567890}</w:t>
-            </w:r>
-          </w:p>
-        </w:tc>
-      </w:tr>
-      <w:tr>
-        <w:tc>
-          <w:tcPr>
-            <w:tcW w:w="2376" w:type="dxa"/>
-          </w:tcPr>
-          <w:p>
-            <w:r>
-              <w:rPr>
-                <w:rFonts w:hint="eastAsia"/>
-              </w:rPr>
-              <w:t>decimal</w:t>
-            </w:r>
-          </w:p>
-        </w:tc>
-        <w:tc>
-          <w:tcPr>
-            <w:tcW w:w="3119" w:type="dxa"/>
-          </w:tcPr>
-          <w:p>
-            <w:r>
-              <w:rPr>
-                <w:rFonts w:hint="eastAsia"/>
-              </w:rPr>
-              <w:t>整数、长整数、浮点数</w:t>
-            </w:r>
-          </w:p>
-        </w:tc>
-        <w:tc>
-          <w:tcPr>
-            <w:tcW w:w="3027" w:type="dxa"/>
-          </w:tcPr>
-          <w:p>
-            <w:r>
-              <w:rPr>
-                <w:rFonts w:hint="eastAsia"/>
-              </w:rPr>
-              <w:t>{key:123.45}</w:t>
-            </w:r>
-          </w:p>
-        </w:tc>
-      </w:tr>
-      <w:tr>
-        <w:tc>
-          <w:tcPr>
-            <w:tcW w:w="2376" w:type="dxa"/>
-          </w:tcPr>
-          <w:p>
-            <w:r>
-              <w:rPr>
-                <w:rFonts w:hint="eastAsia"/>
-              </w:rPr>
-              <w:t>numeric</w:t>
-            </w:r>
-          </w:p>
-        </w:tc>
-        <w:tc>
-          <w:tcPr>
-            <w:tcW w:w="3119" w:type="dxa"/>
-          </w:tcPr>
-          <w:p>
-            <w:r>
-              <w:rPr>
-                <w:rFonts w:hint="eastAsia"/>
-              </w:rPr>
-              <w:t>整数、长整数、浮点数</w:t>
-            </w:r>
-          </w:p>
-        </w:tc>
-        <w:tc>
-          <w:tcPr>
-            <w:tcW w:w="3027" w:type="dxa"/>
-          </w:tcPr>
-          <w:p>
-            <w:r>
-              <w:rPr>
-                <w:rFonts w:hint="eastAsia"/>
-              </w:rPr>
-              <w:t>{key:123.45}</w:t>
-            </w:r>
-          </w:p>
-        </w:tc>
-      </w:tr>
-      <w:tr>
-        <w:tc>
-          <w:tcPr>
-            <w:tcW w:w="2376" w:type="dxa"/>
-          </w:tcPr>
-          <w:p>
-            <w:r>
-              <w:rPr>
-                <w:rFonts w:hint="eastAsia"/>
-              </w:rPr>
-              <w:t>real</w:t>
-            </w:r>
-          </w:p>
-        </w:tc>
-        <w:tc>
-          <w:tcPr>
-            <w:tcW w:w="3119" w:type="dxa"/>
-          </w:tcPr>
-          <w:p>
-            <w:r>
-              <w:rPr>
-                <w:rFonts w:hint="eastAsia"/>
-              </w:rPr>
-              <w:t>浮点数</w:t>
-            </w:r>
-          </w:p>
-        </w:tc>
-        <w:tc>
-          <w:tcPr>
-            <w:tcW w:w="3027" w:type="dxa"/>
-          </w:tcPr>
-          <w:p>
-            <w:r>
-              <w:rPr>
-                <w:rFonts w:hint="eastAsia"/>
-              </w:rPr>
-              <w:t>{key:1.12e-15}</w:t>
-            </w:r>
-          </w:p>
-        </w:tc>
-      </w:tr>
-      <w:tr>
-        <w:tc>
-          <w:tcPr>
-            <w:tcW w:w="2376" w:type="dxa"/>
-          </w:tcPr>
-          <w:p>
-            <w:r>
-              <w:rPr>
-                <w:rFonts w:hint="eastAsia"/>
-              </w:rPr>
-              <w:t>double precision</w:t>
-            </w:r>
-          </w:p>
-        </w:tc>
-        <w:tc>
-          <w:tcPr>
-            <w:tcW w:w="3119" w:type="dxa"/>
-          </w:tcPr>
-          <w:p>
-            <w:r>
-              <w:rPr>
-                <w:rFonts w:hint="eastAsia"/>
-              </w:rPr>
-              <w:t>浮点数</w:t>
-            </w:r>
-          </w:p>
-        </w:tc>
-        <w:tc>
-          <w:tcPr>
-            <w:tcW w:w="3027" w:type="dxa"/>
-          </w:tcPr>
-          <w:p>
-            <w:r>
-              <w:rPr>
-                <w:rFonts w:hint="eastAsia"/>
-              </w:rPr>
-              <w:t>{key:1.12e-15}</w:t>
-            </w:r>
-          </w:p>
-        </w:tc>
-      </w:tr>
-      <w:tr>
-        <w:tc>
-          <w:tcPr>
-            <w:tcW w:w="2376" w:type="dxa"/>
+        <w:tc>
+          <w:tcPr>
+            <w:tcW w:w="2035" w:type="dxa"/>
           </w:tcPr>
           <w:p>
             <w:pPr>
               <w:rPr>
-                <w:color w:val="0070C0"/>
-              </w:rPr>
-            </w:pPr>
-            <w:r>
-              <w:rPr>
-                <w:rFonts w:hint="eastAsia"/>
-              </w:rPr>
-              <w:t>serial</w:t>
-            </w:r>
-          </w:p>
-        </w:tc>
-        <w:tc>
-          <w:tcPr>
-            <w:tcW w:w="3119" w:type="dxa"/>
-          </w:tcPr>
-          <w:p>
-            <w:r>
-              <w:rPr>
-                <w:rFonts w:hint="eastAsia"/>
-              </w:rPr>
-              <w:t>整数</w:t>
-            </w:r>
-          </w:p>
-        </w:tc>
-        <w:tc>
-          <w:tcPr>
-            <w:tcW w:w="3027" w:type="dxa"/>
-          </w:tcPr>
-          <w:p>
-            <w:pPr>
-              <w:rPr>
-                <w:color w:val="C4BC96" w:themeColor="background2" w:themeShade="BF"/>
-              </w:rPr>
-            </w:pPr>
-            <w:r>
-              <w:rPr>
-                <w:rFonts w:hint="eastAsia"/>
-              </w:rPr>
-              <w:t>{key:127}</w:t>
-            </w:r>
-          </w:p>
-        </w:tc>
-      </w:tr>
-      <w:tr>
-        <w:tc>
-          <w:tcPr>
-            <w:tcW w:w="2376" w:type="dxa"/>
-          </w:tcPr>
-          <w:p>
-            <w:pPr>
-              <w:rPr>
-                <w:color w:val="0070C0"/>
-              </w:rPr>
-            </w:pPr>
-            <w:r>
-              <w:rPr>
-                <w:rFonts w:hint="eastAsia"/>
-              </w:rPr>
-              <w:t>bigserial</w:t>
-            </w:r>
-          </w:p>
-        </w:tc>
-        <w:tc>
-          <w:tcPr>
-            <w:tcW w:w="3119" w:type="dxa"/>
-          </w:tcPr>
-          <w:p>
-            <w:r>
-              <w:rPr>
-                <w:rFonts w:hint="eastAsia"/>
-              </w:rPr>
-              <w:t>整数、长整数</w:t>
-            </w:r>
-          </w:p>
-        </w:tc>
-        <w:tc>
-          <w:tcPr>
-            <w:tcW w:w="3027" w:type="dxa"/>
-          </w:tcPr>
-          <w:p>
-            <w:pPr>
-              <w:rPr>
-                <w:color w:val="C4BC96" w:themeColor="background2" w:themeShade="BF"/>
-              </w:rPr>
-            </w:pPr>
-            <w:r>
-              <w:rPr>
-                <w:rFonts w:hint="eastAsia"/>
-              </w:rPr>
-              <w:t>{key:1234567890}</w:t>
-            </w:r>
-          </w:p>
-        </w:tc>
-      </w:tr>
-      <w:tr>
-        <w:tc>
-          <w:tcPr>
-            <w:tcW w:w="8522" w:type="dxa"/>
-            <w:gridSpan w:val="3"/>
-          </w:tcPr>
-          <w:p>
-            <w:r>
-              <w:rPr>
-                <w:rFonts w:hint="eastAsia"/>
                 <w:b/>
                 <w:color w:val="0D0D0D" w:themeColor="text1" w:themeTint="F2"/>
               </w:rPr>
-              <w:t>字符</w:t>
-            </w:r>
+            </w:pPr>
+          </w:p>
+        </w:tc>
+      </w:tr>
+      <w:tr>
+        <w:tc>
+          <w:tcPr>
+            <w:tcW w:w="1416" w:type="dxa"/>
+          </w:tcPr>
+          <w:p>
+            <w:r>
+              <w:t>smallint</w:t>
+            </w:r>
+          </w:p>
+        </w:tc>
+        <w:tc>
+          <w:tcPr>
+            <w:tcW w:w="1515" w:type="dxa"/>
+          </w:tcPr>
+          <w:p>
+            <w:r>
+              <w:rPr>
+                <w:rFonts w:hint="eastAsia"/>
+              </w:rPr>
+              <w:t>整数</w:t>
+            </w:r>
+          </w:p>
+        </w:tc>
+        <w:tc>
+          <w:tcPr>
+            <w:tcW w:w="3556" w:type="dxa"/>
+          </w:tcPr>
+          <w:p>
+            <w:r>
+              <w:rPr>
+                <w:rFonts w:hint="eastAsia"/>
+              </w:rPr>
+              <w:t>{key:127}</w:t>
+            </w:r>
+          </w:p>
+        </w:tc>
+        <w:tc>
+          <w:tcPr>
+            <w:tcW w:w="2035" w:type="dxa"/>
+          </w:tcPr>
+          <w:p>
+            <w:r>
+              <w:rPr>
+                <w:rFonts w:hint="eastAsia"/>
+              </w:rPr>
+              <w:t>截断</w:t>
+            </w:r>
+            <w:r>
+              <w:rPr>
+                <w:rFonts w:hint="eastAsia"/>
+              </w:rPr>
+              <w:t>/</w:t>
+            </w:r>
+            <w:r>
+              <w:rPr>
+                <w:rFonts w:hint="eastAsia"/>
+              </w:rPr>
+              <w:t>空</w:t>
+            </w:r>
+          </w:p>
+        </w:tc>
+      </w:tr>
+      <w:tr>
+        <w:tc>
+          <w:tcPr>
+            <w:tcW w:w="1416" w:type="dxa"/>
+          </w:tcPr>
+          <w:p>
+            <w:r>
+              <w:rPr>
+                <w:rFonts w:hint="eastAsia"/>
+              </w:rPr>
+              <w:t>integer</w:t>
+            </w:r>
+          </w:p>
+        </w:tc>
+        <w:tc>
+          <w:tcPr>
+            <w:tcW w:w="1515" w:type="dxa"/>
+          </w:tcPr>
+          <w:p>
+            <w:r>
+              <w:rPr>
+                <w:rFonts w:hint="eastAsia"/>
+              </w:rPr>
+              <w:t>整数</w:t>
+            </w:r>
+          </w:p>
+        </w:tc>
+        <w:tc>
+          <w:tcPr>
+            <w:tcW w:w="3556" w:type="dxa"/>
+          </w:tcPr>
+          <w:p>
+            <w:r>
+              <w:rPr>
+                <w:rFonts w:hint="eastAsia"/>
+              </w:rPr>
+              <w:t>{key:100}</w:t>
+            </w:r>
+          </w:p>
+        </w:tc>
+        <w:tc>
+          <w:tcPr>
+            <w:tcW w:w="2035" w:type="dxa"/>
+          </w:tcPr>
+          <w:p>
+            <w:r>
+              <w:rPr>
+                <w:rFonts w:hint="eastAsia"/>
+              </w:rPr>
+              <w:t>截断</w:t>
+            </w:r>
+            <w:r>
+              <w:rPr>
+                <w:rFonts w:hint="eastAsia"/>
+              </w:rPr>
+              <w:t>/</w:t>
+            </w:r>
+            <w:r>
+              <w:rPr>
+                <w:rFonts w:hint="eastAsia"/>
+              </w:rPr>
+              <w:t>空</w:t>
+            </w:r>
+          </w:p>
+        </w:tc>
+      </w:tr>
+      <w:tr>
+        <w:tc>
+          <w:tcPr>
+            <w:tcW w:w="1416" w:type="dxa"/>
+          </w:tcPr>
+          <w:p>
+            <w:r>
+              <w:rPr>
+                <w:rFonts w:hint="eastAsia"/>
+              </w:rPr>
+              <w:t>bigint</w:t>
+            </w:r>
+          </w:p>
+        </w:tc>
+        <w:tc>
+          <w:tcPr>
+            <w:tcW w:w="1515" w:type="dxa"/>
+          </w:tcPr>
+          <w:p>
+            <w:r>
+              <w:rPr>
+                <w:rFonts w:hint="eastAsia"/>
+              </w:rPr>
+              <w:t>整数、长整数</w:t>
+            </w:r>
+          </w:p>
+        </w:tc>
+        <w:tc>
+          <w:tcPr>
+            <w:tcW w:w="3556" w:type="dxa"/>
+          </w:tcPr>
+          <w:p>
+            <w:r>
+              <w:rPr>
+                <w:rFonts w:hint="eastAsia"/>
+              </w:rPr>
+              <w:t>{key:1234567890}</w:t>
+            </w:r>
+          </w:p>
+        </w:tc>
+        <w:tc>
+          <w:tcPr>
+            <w:tcW w:w="2035" w:type="dxa"/>
+          </w:tcPr>
+          <w:p>
+            <w:r>
+              <w:rPr>
+                <w:rFonts w:hint="eastAsia"/>
+              </w:rPr>
+              <w:t>截断</w:t>
+            </w:r>
+            <w:r>
+              <w:rPr>
+                <w:rFonts w:hint="eastAsia"/>
+              </w:rPr>
+              <w:t>/</w:t>
+            </w:r>
+            <w:r>
+              <w:rPr>
+                <w:rFonts w:hint="eastAsia"/>
+              </w:rPr>
+              <w:t>空</w:t>
+            </w:r>
+          </w:p>
+        </w:tc>
+      </w:tr>
+      <w:tr>
+        <w:tc>
+          <w:tcPr>
+            <w:tcW w:w="1416" w:type="dxa"/>
+          </w:tcPr>
+          <w:p>
+            <w:r>
+              <w:rPr>
+                <w:rFonts w:hint="eastAsia"/>
+              </w:rPr>
+              <w:t>decimal</w:t>
+            </w:r>
+          </w:p>
+        </w:tc>
+        <w:tc>
+          <w:tcPr>
+            <w:tcW w:w="1515" w:type="dxa"/>
+          </w:tcPr>
+          <w:p>
+            <w:r>
+              <w:rPr>
+                <w:rFonts w:hint="eastAsia"/>
+              </w:rPr>
+              <w:t>字符串</w:t>
+            </w:r>
+          </w:p>
+        </w:tc>
+        <w:tc>
+          <w:tcPr>
+            <w:tcW w:w="3556" w:type="dxa"/>
+          </w:tcPr>
+          <w:p>
+            <w:r>
+              <w:rPr>
+                <w:rFonts w:hint="eastAsia"/>
+              </w:rPr>
+              <w:t>{key:</w:t>
+            </w:r>
+            <w:r>
+              <w:rPr>
+                <w:rFonts w:hint="eastAsia"/>
+              </w:rPr>
+              <w:t>'</w:t>
+            </w:r>
+            <w:r>
+              <w:rPr>
+                <w:rFonts w:hint="eastAsia"/>
+              </w:rPr>
+              <w:t>123.45</w:t>
+            </w:r>
+            <w:r>
+              <w:rPr>
+                <w:rFonts w:hint="eastAsia"/>
+              </w:rPr>
+              <w:t>'</w:t>
+            </w:r>
+            <w:r>
+              <w:rPr>
+                <w:rFonts w:hint="eastAsia"/>
+              </w:rPr>
+              <w:t>}</w:t>
+            </w:r>
+          </w:p>
+        </w:tc>
+        <w:tc>
+          <w:tcPr>
+            <w:tcW w:w="2035" w:type="dxa"/>
+          </w:tcPr>
+          <w:p>
+            <w:r>
+              <w:rPr>
+                <w:rFonts w:hint="eastAsia"/>
+              </w:rPr>
+              <w:t>截断</w:t>
+            </w:r>
+            <w:r>
+              <w:rPr>
+                <w:rFonts w:hint="eastAsia"/>
+              </w:rPr>
+              <w:t>/</w:t>
+            </w:r>
+            <w:r>
+              <w:rPr>
+                <w:rFonts w:hint="eastAsia"/>
+              </w:rPr>
+              <w:t>空</w:t>
+            </w:r>
+          </w:p>
+        </w:tc>
+      </w:tr>
+      <w:tr>
+        <w:tc>
+          <w:tcPr>
+            <w:tcW w:w="1416" w:type="dxa"/>
+          </w:tcPr>
+          <w:p>
+            <w:r>
+              <w:rPr>
+                <w:rFonts w:hint="eastAsia"/>
+              </w:rPr>
+              <w:t>numeric</w:t>
+            </w:r>
+          </w:p>
+        </w:tc>
+        <w:tc>
+          <w:tcPr>
+            <w:tcW w:w="1515" w:type="dxa"/>
+          </w:tcPr>
+          <w:p>
+            <w:r>
+              <w:rPr>
+                <w:rFonts w:hint="eastAsia"/>
+              </w:rPr>
+              <w:t>字符串</w:t>
+            </w:r>
+          </w:p>
+        </w:tc>
+        <w:tc>
+          <w:tcPr>
+            <w:tcW w:w="3556" w:type="dxa"/>
+          </w:tcPr>
+          <w:p>
+            <w:r>
+              <w:rPr>
+                <w:rFonts w:hint="eastAsia"/>
+              </w:rPr>
+              <w:t>{key:</w:t>
+            </w:r>
+            <w:r>
+              <w:rPr>
+                <w:rFonts w:hint="eastAsia"/>
+              </w:rPr>
+              <w:t>'</w:t>
+            </w:r>
+            <w:r>
+              <w:rPr>
+                <w:rFonts w:hint="eastAsia"/>
+              </w:rPr>
+              <w:t>123.45</w:t>
+            </w:r>
+            <w:r>
+              <w:rPr>
+                <w:rFonts w:hint="eastAsia"/>
+              </w:rPr>
+              <w:t>'</w:t>
+            </w:r>
+            <w:r>
+              <w:rPr>
+                <w:rFonts w:hint="eastAsia"/>
+              </w:rPr>
+              <w:t>}</w:t>
+            </w:r>
+          </w:p>
+        </w:tc>
+        <w:tc>
+          <w:tcPr>
+            <w:tcW w:w="2035" w:type="dxa"/>
+          </w:tcPr>
+          <w:p>
+            <w:r>
+              <w:rPr>
+                <w:rFonts w:hint="eastAsia"/>
+              </w:rPr>
+              <w:t>截断</w:t>
+            </w:r>
+            <w:r>
+              <w:rPr>
+                <w:rFonts w:hint="eastAsia"/>
+              </w:rPr>
+              <w:t>/</w:t>
+            </w:r>
+            <w:r>
+              <w:rPr>
+                <w:rFonts w:hint="eastAsia"/>
+              </w:rPr>
+              <w:t>空</w:t>
+            </w:r>
+          </w:p>
+        </w:tc>
+      </w:tr>
+      <w:tr>
+        <w:tc>
+          <w:tcPr>
+            <w:tcW w:w="1416" w:type="dxa"/>
+          </w:tcPr>
+          <w:p>
+            <w:r>
+              <w:rPr>
+                <w:rFonts w:hint="eastAsia"/>
+              </w:rPr>
+              <w:t>real</w:t>
+            </w:r>
+          </w:p>
+        </w:tc>
+        <w:tc>
+          <w:tcPr>
+            <w:tcW w:w="1515" w:type="dxa"/>
+          </w:tcPr>
+          <w:p>
+            <w:r>
+              <w:rPr>
+                <w:rFonts w:hint="eastAsia"/>
+              </w:rPr>
+              <w:t>浮点数</w:t>
+            </w:r>
+          </w:p>
+        </w:tc>
+        <w:tc>
+          <w:tcPr>
+            <w:tcW w:w="3556" w:type="dxa"/>
+          </w:tcPr>
+          <w:p>
+            <w:r>
+              <w:rPr>
+                <w:rFonts w:hint="eastAsia"/>
+              </w:rPr>
+              <w:t>{key:1.12e-15}</w:t>
+            </w:r>
+          </w:p>
+        </w:tc>
+        <w:tc>
+          <w:tcPr>
+            <w:tcW w:w="2035" w:type="dxa"/>
+          </w:tcPr>
+          <w:p>
+            <w:r>
+              <w:rPr>
+                <w:rFonts w:hint="eastAsia"/>
+              </w:rPr>
+              <w:t>截断</w:t>
+            </w:r>
+            <w:r>
+              <w:rPr>
+                <w:rFonts w:hint="eastAsia"/>
+              </w:rPr>
+              <w:t>/</w:t>
+            </w:r>
+            <w:r>
+              <w:rPr>
+                <w:rFonts w:hint="eastAsia"/>
+              </w:rPr>
+              <w:t>空</w:t>
+            </w:r>
+          </w:p>
+        </w:tc>
+      </w:tr>
+      <w:tr>
+        <w:tc>
+          <w:tcPr>
+            <w:tcW w:w="1416" w:type="dxa"/>
+          </w:tcPr>
+          <w:p>
+            <w:r>
+              <w:rPr>
+                <w:rFonts w:hint="eastAsia"/>
+              </w:rPr>
+              <w:t>double precision</w:t>
+            </w:r>
+          </w:p>
+        </w:tc>
+        <w:tc>
+          <w:tcPr>
+            <w:tcW w:w="1515" w:type="dxa"/>
+          </w:tcPr>
+          <w:p>
+            <w:r>
+              <w:rPr>
+                <w:rFonts w:hint="eastAsia"/>
+              </w:rPr>
+              <w:t>浮点数</w:t>
+            </w:r>
+          </w:p>
+        </w:tc>
+        <w:tc>
+          <w:tcPr>
+            <w:tcW w:w="3556" w:type="dxa"/>
+          </w:tcPr>
+          <w:p>
+            <w:r>
+              <w:rPr>
+                <w:rFonts w:hint="eastAsia"/>
+              </w:rPr>
+              <w:t>{key:1.12e-15}</w:t>
+            </w:r>
+          </w:p>
+        </w:tc>
+        <w:tc>
+          <w:tcPr>
+            <w:tcW w:w="2035" w:type="dxa"/>
+          </w:tcPr>
+          <w:p>
+            <w:r>
+              <w:rPr>
+                <w:rFonts w:hint="eastAsia"/>
+              </w:rPr>
+              <w:t>截断</w:t>
+            </w:r>
+            <w:r>
+              <w:rPr>
+                <w:rFonts w:hint="eastAsia"/>
+              </w:rPr>
+              <w:t>/</w:t>
+            </w:r>
+            <w:r>
+              <w:rPr>
+                <w:rFonts w:hint="eastAsia"/>
+              </w:rPr>
+              <w:t>空</w:t>
+            </w:r>
+          </w:p>
+        </w:tc>
+      </w:tr>
+      <w:tr>
+        <w:tc>
+          <w:tcPr>
+            <w:tcW w:w="1416" w:type="dxa"/>
+          </w:tcPr>
+          <w:p>
+            <w:pPr>
+              <w:rPr>
+                <w:color w:val="0070C0"/>
+              </w:rPr>
+            </w:pPr>
+            <w:r>
+              <w:rPr>
+                <w:rFonts w:hint="eastAsia"/>
+              </w:rPr>
+              <w:t>serial</w:t>
+            </w:r>
+          </w:p>
+        </w:tc>
+        <w:tc>
+          <w:tcPr>
+            <w:tcW w:w="1515" w:type="dxa"/>
+          </w:tcPr>
+          <w:p>
+            <w:r>
+              <w:rPr>
+                <w:rFonts w:hint="eastAsia"/>
+              </w:rPr>
+              <w:t>整数</w:t>
+            </w:r>
+          </w:p>
+        </w:tc>
+        <w:tc>
+          <w:tcPr>
+            <w:tcW w:w="3556" w:type="dxa"/>
+          </w:tcPr>
+          <w:p>
+            <w:pPr>
+              <w:rPr>
+                <w:color w:val="C4BC96" w:themeColor="background2" w:themeShade="BF"/>
+              </w:rPr>
+            </w:pPr>
+            <w:r>
+              <w:rPr>
+                <w:rFonts w:hint="eastAsia"/>
+              </w:rPr>
+              <w:t>{key:127}</w:t>
+            </w:r>
+          </w:p>
+        </w:tc>
+        <w:tc>
+          <w:tcPr>
+            <w:tcW w:w="2035" w:type="dxa"/>
+          </w:tcPr>
+          <w:p>
+            <w:pPr>
+              <w:rPr>
+                <w:color w:val="C4BC96" w:themeColor="background2" w:themeShade="BF"/>
+              </w:rPr>
+            </w:pPr>
+            <w:r>
+              <w:rPr>
+                <w:rFonts w:hint="eastAsia"/>
+              </w:rPr>
+              <w:t>截断</w:t>
+            </w:r>
+            <w:r>
+              <w:rPr>
+                <w:rFonts w:hint="eastAsia"/>
+              </w:rPr>
+              <w:t>/</w:t>
+            </w:r>
+            <w:r>
+              <w:rPr>
+                <w:rFonts w:hint="eastAsia"/>
+              </w:rPr>
+              <w:t>空</w:t>
+            </w:r>
+          </w:p>
+        </w:tc>
+      </w:tr>
+      <w:tr>
+        <w:tc>
+          <w:tcPr>
+            <w:tcW w:w="1416" w:type="dxa"/>
+          </w:tcPr>
+          <w:p>
+            <w:pPr>
+              <w:rPr>
+                <w:color w:val="0070C0"/>
+              </w:rPr>
+            </w:pPr>
+            <w:r>
+              <w:rPr>
+                <w:rFonts w:hint="eastAsia"/>
+              </w:rPr>
+              <w:t>bigserial</w:t>
+            </w:r>
+          </w:p>
+        </w:tc>
+        <w:tc>
+          <w:tcPr>
+            <w:tcW w:w="1515" w:type="dxa"/>
+          </w:tcPr>
+          <w:p>
+            <w:r>
+              <w:rPr>
+                <w:rFonts w:hint="eastAsia"/>
+              </w:rPr>
+              <w:t>整数、长整数</w:t>
+            </w:r>
+          </w:p>
+        </w:tc>
+        <w:tc>
+          <w:tcPr>
+            <w:tcW w:w="3556" w:type="dxa"/>
+          </w:tcPr>
+          <w:p>
+            <w:pPr>
+              <w:rPr>
+                <w:color w:val="C4BC96" w:themeColor="background2" w:themeShade="BF"/>
+              </w:rPr>
+            </w:pPr>
+            <w:r>
+              <w:rPr>
+                <w:rFonts w:hint="eastAsia"/>
+              </w:rPr>
+              <w:t>{key:1234567890}</w:t>
+            </w:r>
+          </w:p>
+        </w:tc>
+        <w:tc>
+          <w:tcPr>
+            <w:tcW w:w="2035" w:type="dxa"/>
+          </w:tcPr>
+          <w:p>
+            <w:pPr>
+              <w:rPr>
+                <w:color w:val="C4BC96" w:themeColor="background2" w:themeShade="BF"/>
+              </w:rPr>
+            </w:pPr>
+            <w:r>
+              <w:rPr>
+                <w:rFonts w:hint="eastAsia"/>
+              </w:rPr>
+              <w:t>截断</w:t>
+            </w:r>
+            <w:r>
+              <w:rPr>
+                <w:rFonts w:hint="eastAsia"/>
+              </w:rPr>
+              <w:t>/</w:t>
+            </w:r>
+            <w:r>
+              <w:rPr>
+                <w:rFonts w:hint="eastAsia"/>
+              </w:rPr>
+              <w:t>空</w:t>
+            </w:r>
+          </w:p>
+        </w:tc>
+      </w:tr>
+      <w:tr>
+        <w:tc>
+          <w:tcPr>
+            <w:tcW w:w="6487" w:type="dxa"/>
+            <w:gridSpan w:val="3"/>
+          </w:tcPr>
+          <w:p>
             <w:r>
               <w:rPr>
                 <w:rFonts w:hint="eastAsia"/>
                 <w:b/>
                 <w:color w:val="0D0D0D" w:themeColor="text1" w:themeTint="F2"/>
               </w:rPr>
-              <w:t>类型</w:t>
-            </w:r>
-          </w:p>
-        </w:tc>
-      </w:tr>
-      <w:tr>
-        <w:tc>
-          <w:tcPr>
-            <w:tcW w:w="2376" w:type="dxa"/>
-          </w:tcPr>
-          <w:p>
-            <w:r>
-              <w:rPr>
-                <w:rFonts w:hint="eastAsia"/>
-              </w:rPr>
-              <w:t>char</w:t>
-            </w:r>
-          </w:p>
-        </w:tc>
-        <w:tc>
-          <w:tcPr>
-            <w:tcW w:w="3119" w:type="dxa"/>
-          </w:tcPr>
-          <w:p>
-            <w:r>
-              <w:rPr>
-                <w:rFonts w:hint="eastAsia"/>
-              </w:rPr>
-              <w:t>字符串</w:t>
-            </w:r>
-          </w:p>
-        </w:tc>
-        <w:tc>
-          <w:tcPr>
-            <w:tcW w:w="3027" w:type="dxa"/>
-          </w:tcPr>
-          <w:p>
-            <w:r>
-              <w:rPr>
-                <w:rFonts w:hint="eastAsia"/>
-              </w:rPr>
-              <w:t>{key:</w:t>
-            </w:r>
-            <w:r>
-              <w:t>”</w:t>
-            </w:r>
-            <w:r>
-              <w:rPr>
-                <w:rFonts w:hint="eastAsia"/>
-              </w:rPr>
-              <w:t>abcdefghikjkl</w:t>
-            </w:r>
-            <w:r>
-              <w:t>”</w:t>
-            </w:r>
-            <w:r>
-              <w:rPr>
-                <w:rFonts w:hint="eastAsia"/>
-              </w:rPr>
-              <w:t>}</w:t>
-            </w:r>
-          </w:p>
-        </w:tc>
-      </w:tr>
-      <w:tr>
-        <w:tc>
-          <w:tcPr>
-            <w:tcW w:w="2376" w:type="dxa"/>
-          </w:tcPr>
-          <w:p>
-            <w:r>
-              <w:rPr>
-                <w:rFonts w:hint="eastAsia"/>
-              </w:rPr>
-              <w:t>varchar</w:t>
-            </w:r>
-          </w:p>
-        </w:tc>
-        <w:tc>
-          <w:tcPr>
-            <w:tcW w:w="3119" w:type="dxa"/>
-          </w:tcPr>
-          <w:p>
-            <w:r>
-              <w:rPr>
-                <w:rFonts w:hint="eastAsia"/>
-              </w:rPr>
-              <w:t>字符串</w:t>
-            </w:r>
-          </w:p>
-        </w:tc>
-        <w:tc>
-          <w:tcPr>
-            <w:tcW w:w="3027" w:type="dxa"/>
-          </w:tcPr>
-          <w:p>
-            <w:r>
-              <w:rPr>
-                <w:rFonts w:hint="eastAsia"/>
-              </w:rPr>
-              <w:t>{key:</w:t>
-            </w:r>
-            <w:r>
-              <w:t>”</w:t>
-            </w:r>
-            <w:r>
-              <w:rPr>
-                <w:rFonts w:hint="eastAsia"/>
-              </w:rPr>
-              <w:t>abcdefghikjkl</w:t>
-            </w:r>
-            <w:r>
-              <w:t>”</w:t>
-            </w:r>
-            <w:r>
-              <w:rPr>
-                <w:rFonts w:hint="eastAsia"/>
-              </w:rPr>
-              <w:t>}</w:t>
-            </w:r>
-          </w:p>
-        </w:tc>
-      </w:tr>
-      <w:tr>
-        <w:tc>
-          <w:tcPr>
-            <w:tcW w:w="2376" w:type="dxa"/>
-          </w:tcPr>
-          <w:p>
-            <w:r>
-              <w:rPr>
-                <w:rFonts w:hint="eastAsia"/>
-              </w:rPr>
-              <w:t>text</w:t>
-            </w:r>
-          </w:p>
-        </w:tc>
-        <w:tc>
-          <w:tcPr>
-            <w:tcW w:w="3119" w:type="dxa"/>
-          </w:tcPr>
-          <w:p>
-            <w:r>
-              <w:rPr>
-                <w:rFonts w:hint="eastAsia"/>
-              </w:rPr>
-              <w:t>字符串</w:t>
-            </w:r>
-          </w:p>
-        </w:tc>
-        <w:tc>
-          <w:tcPr>
-            <w:tcW w:w="3027" w:type="dxa"/>
-          </w:tcPr>
-          <w:p>
-            <w:r>
-              <w:rPr>
-                <w:rFonts w:hint="eastAsia"/>
-              </w:rPr>
-              <w:t>{key:</w:t>
-            </w:r>
-            <w:r>
-              <w:t>”</w:t>
-            </w:r>
-            <w:r>
-              <w:rPr>
-                <w:rFonts w:hint="eastAsia"/>
-              </w:rPr>
-              <w:t>abcdefghikjkl</w:t>
-            </w:r>
-            <w:r>
-              <w:t>”</w:t>
-            </w:r>
-            <w:r>
-              <w:rPr>
-                <w:rFonts w:hint="eastAsia"/>
-              </w:rPr>
-              <w:t>}</w:t>
-            </w:r>
-          </w:p>
-        </w:tc>
-      </w:tr>
-      <w:tr>
-        <w:tc>
-          <w:tcPr>
-            <w:tcW w:w="8522" w:type="dxa"/>
-            <w:gridSpan w:val="3"/>
-          </w:tcPr>
-          <w:p>
-            <w:pPr>
-              <w:rPr>
-                <w:b/>
-              </w:rPr>
-            </w:pPr>
-            <w:r>
-              <w:rPr>
-                <w:rFonts w:hint="eastAsia"/>
-                <w:b/>
-              </w:rPr>
-              <w:t>二进制数据类型</w:t>
-            </w:r>
-          </w:p>
-        </w:tc>
-      </w:tr>
-      <w:tr>
-        <w:tc>
-          <w:tcPr>
-            <w:tcW w:w="2376" w:type="dxa"/>
-          </w:tcPr>
-          <w:p>
-            <w:pPr>
-              <w:rPr>
-                <w:color w:val="FF0000"/>
-              </w:rPr>
-            </w:pPr>
-            <w:r>
-              <w:rPr>
-                <w:rFonts w:hint="eastAsia"/>
-                <w:color w:val="FF0000"/>
-              </w:rPr>
-              <w:t>bytea</w:t>
-            </w:r>
-          </w:p>
-        </w:tc>
-        <w:tc>
-          <w:tcPr>
-            <w:tcW w:w="3119" w:type="dxa"/>
-          </w:tcPr>
-          <w:p>
-            <w:pPr>
-              <w:rPr>
-                <w:color w:val="FF0000"/>
-              </w:rPr>
-            </w:pPr>
-            <w:r>
-              <w:rPr>
-                <w:rFonts w:hint="eastAsia"/>
-                <w:color w:val="FF0000"/>
-              </w:rPr>
-              <w:t>Base64</w:t>
-            </w:r>
-            <w:r>
-              <w:rPr>
-                <w:rFonts w:hint="eastAsia"/>
-                <w:color w:val="FF0000"/>
-              </w:rPr>
-              <w:t>形势的二进制数据</w:t>
-            </w:r>
-          </w:p>
-        </w:tc>
-        <w:tc>
-          <w:tcPr>
-            <w:tcW w:w="3027" w:type="dxa"/>
-          </w:tcPr>
-          <w:p>
-            <w:pPr>
-              <w:rPr>
-                <w:color w:val="FF0000"/>
-              </w:rPr>
-            </w:pPr>
-          </w:p>
-        </w:tc>
-      </w:tr>
-      <w:tr>
-        <w:tc>
-          <w:tcPr>
-            <w:tcW w:w="8522" w:type="dxa"/>
-            <w:gridSpan w:val="3"/>
-          </w:tcPr>
-          <w:p>
+              <w:t>字符</w:t>
+            </w:r>
             <w:r>
               <w:rPr>
                 <w:rFonts w:hint="eastAsia"/>
                 <w:b/>
                 <w:color w:val="0D0D0D" w:themeColor="text1" w:themeTint="F2"/>
               </w:rPr>
-              <w:t>日期时间</w:t>
-            </w:r>
+              <w:t>类型</w:t>
+            </w:r>
+          </w:p>
+        </w:tc>
+        <w:tc>
+          <w:tcPr>
+            <w:tcW w:w="2035" w:type="dxa"/>
+          </w:tcPr>
+          <w:p/>
+        </w:tc>
+      </w:tr>
+      <w:tr>
+        <w:tc>
+          <w:tcPr>
+            <w:tcW w:w="1416" w:type="dxa"/>
+          </w:tcPr>
+          <w:p>
+            <w:r>
+              <w:rPr>
+                <w:rFonts w:hint="eastAsia"/>
+              </w:rPr>
+              <w:t>char</w:t>
+            </w:r>
+          </w:p>
+        </w:tc>
+        <w:tc>
+          <w:tcPr>
+            <w:tcW w:w="1515" w:type="dxa"/>
+          </w:tcPr>
+          <w:p>
+            <w:r>
+              <w:rPr>
+                <w:rFonts w:hint="eastAsia"/>
+              </w:rPr>
+              <w:t>字符串</w:t>
+            </w:r>
+          </w:p>
+        </w:tc>
+        <w:tc>
+          <w:tcPr>
+            <w:tcW w:w="3556" w:type="dxa"/>
+          </w:tcPr>
+          <w:p>
+            <w:r>
+              <w:rPr>
+                <w:rFonts w:hint="eastAsia"/>
+              </w:rPr>
+              <w:t>{key:</w:t>
+            </w:r>
+            <w:r>
+              <w:t>”</w:t>
+            </w:r>
+            <w:r>
+              <w:rPr>
+                <w:rFonts w:hint="eastAsia"/>
+              </w:rPr>
+              <w:t>abcdefghikjkl</w:t>
+            </w:r>
+            <w:r>
+              <w:t>”</w:t>
+            </w:r>
+            <w:r>
+              <w:rPr>
+                <w:rFonts w:hint="eastAsia"/>
+              </w:rPr>
+              <w:t>}</w:t>
+            </w:r>
+          </w:p>
+        </w:tc>
+        <w:tc>
+          <w:tcPr>
+            <w:tcW w:w="2035" w:type="dxa"/>
+          </w:tcPr>
+          <w:p>
+            <w:r>
+              <w:rPr>
+                <w:rFonts w:hint="eastAsia"/>
+              </w:rPr>
+              <w:t>截断</w:t>
+            </w:r>
+            <w:r>
+              <w:rPr>
+                <w:rFonts w:hint="eastAsia"/>
+              </w:rPr>
+              <w:t>/</w:t>
+            </w:r>
+            <w:r>
+              <w:rPr>
+                <w:rFonts w:hint="eastAsia"/>
+              </w:rPr>
+              <w:t>空</w:t>
+            </w:r>
+          </w:p>
+        </w:tc>
+      </w:tr>
+      <w:tr>
+        <w:tc>
+          <w:tcPr>
+            <w:tcW w:w="1416" w:type="dxa"/>
+          </w:tcPr>
+          <w:p>
+            <w:r>
+              <w:rPr>
+                <w:rFonts w:hint="eastAsia"/>
+              </w:rPr>
+              <w:t>varchar</w:t>
+            </w:r>
+          </w:p>
+        </w:tc>
+        <w:tc>
+          <w:tcPr>
+            <w:tcW w:w="1515" w:type="dxa"/>
+          </w:tcPr>
+          <w:p>
+            <w:r>
+              <w:rPr>
+                <w:rFonts w:hint="eastAsia"/>
+              </w:rPr>
+              <w:t>字符串</w:t>
+            </w:r>
+          </w:p>
+        </w:tc>
+        <w:tc>
+          <w:tcPr>
+            <w:tcW w:w="3556" w:type="dxa"/>
+          </w:tcPr>
+          <w:p>
+            <w:r>
+              <w:rPr>
+                <w:rFonts w:hint="eastAsia"/>
+              </w:rPr>
+              <w:t>{key:</w:t>
+            </w:r>
+            <w:r>
+              <w:t>”</w:t>
+            </w:r>
+            <w:r>
+              <w:rPr>
+                <w:rFonts w:hint="eastAsia"/>
+              </w:rPr>
+              <w:t>abcdefghikjkl</w:t>
+            </w:r>
+            <w:r>
+              <w:t>”</w:t>
+            </w:r>
+            <w:r>
+              <w:rPr>
+                <w:rFonts w:hint="eastAsia"/>
+              </w:rPr>
+              <w:t>}</w:t>
+            </w:r>
+          </w:p>
+        </w:tc>
+        <w:tc>
+          <w:tcPr>
+            <w:tcW w:w="2035" w:type="dxa"/>
+          </w:tcPr>
+          <w:p>
+            <w:r>
+              <w:rPr>
+                <w:rFonts w:hint="eastAsia"/>
+              </w:rPr>
+              <w:t>截断</w:t>
+            </w:r>
+            <w:r>
+              <w:rPr>
+                <w:rFonts w:hint="eastAsia"/>
+              </w:rPr>
+              <w:t>/</w:t>
+            </w:r>
+            <w:r>
+              <w:rPr>
+                <w:rFonts w:hint="eastAsia"/>
+              </w:rPr>
+              <w:t>空</w:t>
+            </w:r>
+          </w:p>
+        </w:tc>
+      </w:tr>
+      <w:tr>
+        <w:tc>
+          <w:tcPr>
+            <w:tcW w:w="1416" w:type="dxa"/>
+          </w:tcPr>
+          <w:p>
+            <w:r>
+              <w:rPr>
+                <w:rFonts w:hint="eastAsia"/>
+              </w:rPr>
+              <w:t>text</w:t>
+            </w:r>
+          </w:p>
+        </w:tc>
+        <w:tc>
+          <w:tcPr>
+            <w:tcW w:w="1515" w:type="dxa"/>
+          </w:tcPr>
+          <w:p>
+            <w:r>
+              <w:rPr>
+                <w:rFonts w:hint="eastAsia"/>
+              </w:rPr>
+              <w:t>字符串</w:t>
+            </w:r>
+          </w:p>
+        </w:tc>
+        <w:tc>
+          <w:tcPr>
+            <w:tcW w:w="3556" w:type="dxa"/>
+          </w:tcPr>
+          <w:p>
+            <w:r>
+              <w:rPr>
+                <w:rFonts w:hint="eastAsia"/>
+              </w:rPr>
+              <w:t>{key:</w:t>
+            </w:r>
+            <w:r>
+              <w:t>”</w:t>
+            </w:r>
+            <w:r>
+              <w:rPr>
+                <w:rFonts w:hint="eastAsia"/>
+              </w:rPr>
+              <w:t>abcdefghikjkl</w:t>
+            </w:r>
+            <w:r>
+              <w:t>”</w:t>
+            </w:r>
+            <w:r>
+              <w:rPr>
+                <w:rFonts w:hint="eastAsia"/>
+              </w:rPr>
+              <w:t>}</w:t>
+            </w:r>
+          </w:p>
+        </w:tc>
+        <w:tc>
+          <w:tcPr>
+            <w:tcW w:w="2035" w:type="dxa"/>
+          </w:tcPr>
+          <w:p>
+            <w:r>
+              <w:rPr>
+                <w:rFonts w:hint="eastAsia"/>
+              </w:rPr>
+              <w:t>截断</w:t>
+            </w:r>
+            <w:r>
+              <w:rPr>
+                <w:rFonts w:hint="eastAsia"/>
+              </w:rPr>
+              <w:t>/</w:t>
+            </w:r>
+            <w:r>
+              <w:rPr>
+                <w:rFonts w:hint="eastAsia"/>
+              </w:rPr>
+              <w:t>空</w:t>
+            </w:r>
+          </w:p>
+        </w:tc>
+      </w:tr>
+      <w:tr>
+        <w:tc>
+          <w:tcPr>
+            <w:tcW w:w="6487" w:type="dxa"/>
+            <w:gridSpan w:val="3"/>
+          </w:tcPr>
+          <w:p>
+            <w:pPr>
+              <w:rPr>
+                <w:b/>
+              </w:rPr>
+            </w:pPr>
+            <w:r>
+              <w:rPr>
+                <w:rFonts w:hint="eastAsia"/>
+                <w:b/>
+              </w:rPr>
+              <w:t>二进制数据类型</w:t>
+            </w:r>
+          </w:p>
+        </w:tc>
+        <w:tc>
+          <w:tcPr>
+            <w:tcW w:w="2035" w:type="dxa"/>
+          </w:tcPr>
+          <w:p>
+            <w:pPr>
+              <w:rPr>
+                <w:b/>
+              </w:rPr>
+            </w:pPr>
+          </w:p>
+        </w:tc>
+      </w:tr>
+      <w:tr>
+        <w:tc>
+          <w:tcPr>
+            <w:tcW w:w="1416" w:type="dxa"/>
+          </w:tcPr>
+          <w:p>
+            <w:pPr>
+              <w:rPr>
+                <w:color w:val="FF0000"/>
+              </w:rPr>
+            </w:pPr>
+            <w:r>
+              <w:rPr>
+                <w:rFonts w:hint="eastAsia"/>
+                <w:color w:val="FF0000"/>
+              </w:rPr>
+              <w:t>bytea</w:t>
+            </w:r>
+          </w:p>
+        </w:tc>
+        <w:tc>
+          <w:tcPr>
+            <w:tcW w:w="1515" w:type="dxa"/>
+          </w:tcPr>
+          <w:p>
+            <w:pPr>
+              <w:rPr>
+                <w:color w:val="FF0000"/>
+              </w:rPr>
+            </w:pPr>
+            <w:r>
+              <w:rPr>
+                <w:rFonts w:hint="eastAsia"/>
+                <w:color w:val="FF0000"/>
+              </w:rPr>
+              <w:t>Base64</w:t>
+            </w:r>
+            <w:r>
+              <w:rPr>
+                <w:rFonts w:hint="eastAsia"/>
+                <w:color w:val="FF0000"/>
+              </w:rPr>
+              <w:t>形势的二进制数据</w:t>
+            </w:r>
+          </w:p>
+        </w:tc>
+        <w:tc>
+          <w:tcPr>
+            <w:tcW w:w="3556" w:type="dxa"/>
+          </w:tcPr>
+          <w:p>
+            <w:pPr>
+              <w:rPr>
+                <w:color w:val="FF0000"/>
+              </w:rPr>
+            </w:pPr>
+          </w:p>
+        </w:tc>
+        <w:tc>
+          <w:tcPr>
+            <w:tcW w:w="2035" w:type="dxa"/>
+          </w:tcPr>
+          <w:p>
+            <w:pPr>
+              <w:rPr>
+                <w:color w:val="FF0000"/>
+              </w:rPr>
+            </w:pPr>
+            <w:r>
+              <w:rPr>
+                <w:rFonts w:hint="eastAsia"/>
+              </w:rPr>
+              <w:t>-</w:t>
+            </w:r>
+            <w:r>
+              <w:rPr>
+                <w:rFonts w:hint="eastAsia"/>
+              </w:rPr>
+              <w:t>/</w:t>
+            </w:r>
+            <w:r>
+              <w:rPr>
+                <w:rFonts w:hint="eastAsia"/>
+              </w:rPr>
+              <w:t>空</w:t>
+            </w:r>
+          </w:p>
+        </w:tc>
+      </w:tr>
+      <w:tr>
+        <w:tc>
+          <w:tcPr>
+            <w:tcW w:w="6487" w:type="dxa"/>
+            <w:gridSpan w:val="3"/>
+          </w:tcPr>
+          <w:p>
             <w:r>
               <w:rPr>
                 <w:rFonts w:hint="eastAsia"/>
                 <w:b/>
                 <w:color w:val="0D0D0D" w:themeColor="text1" w:themeTint="F2"/>
               </w:rPr>
-              <w:t>类型</w:t>
-            </w:r>
-          </w:p>
-        </w:tc>
-      </w:tr>
-      <w:tr>
-        <w:tc>
-          <w:tcPr>
-            <w:tcW w:w="2376" w:type="dxa"/>
-          </w:tcPr>
-          <w:p>
-            <w:r>
-              <w:rPr>
-                <w:rFonts w:hint="eastAsia"/>
-              </w:rPr>
-              <w:t>timestamp</w:t>
-            </w:r>
-          </w:p>
-        </w:tc>
-        <w:tc>
-          <w:tcPr>
-            <w:tcW w:w="3119" w:type="dxa"/>
-          </w:tcPr>
-          <w:p>
-            <w:r>
-              <w:rPr>
-                <w:rFonts w:hint="eastAsia"/>
-              </w:rPr>
-              <w:t>时间戳</w:t>
-            </w:r>
-          </w:p>
-        </w:tc>
-        <w:tc>
-          <w:tcPr>
-            <w:tcW w:w="3027" w:type="dxa"/>
-          </w:tcPr>
-          <w:p>
-            <w:r>
-              <w:rPr>
-                <w:rFonts w:hint="eastAsia"/>
-              </w:rPr>
-              <w:t>{</w:t>
-            </w:r>
-            <w:r>
-              <w:rPr>
-                <w:rFonts w:hint="eastAsia"/>
-              </w:rPr>
-              <w:t>key</w:t>
-            </w:r>
-            <w:r>
-              <w:rPr>
-                <w:rFonts w:hint="eastAsia"/>
-              </w:rPr>
-              <w:t>:{</w:t>
-            </w:r>
-            <w:r>
-              <w:t>“</w:t>
-            </w:r>
-            <w:r>
-              <w:rPr>
-                <w:rFonts w:hint="eastAsia"/>
-              </w:rPr>
-              <w:t>$timestamp</w:t>
-            </w:r>
-            <w:r>
-              <w:t>”:”</w:t>
-            </w:r>
-            <w:r>
-              <w:rPr>
-                <w:rFonts w:hint="eastAsia"/>
-              </w:rPr>
-              <w:t>2012-01-01-13.14.26.124233</w:t>
-            </w:r>
-            <w:r>
-              <w:t>”</w:t>
-            </w:r>
-            <w:r>
-              <w:rPr>
-                <w:rFonts w:hint="eastAsia"/>
-              </w:rPr>
-              <w:t>}}</w:t>
-            </w:r>
-          </w:p>
-        </w:tc>
-      </w:tr>
-      <w:tr>
-        <w:tc>
-          <w:tcPr>
-            <w:tcW w:w="2376" w:type="dxa"/>
-          </w:tcPr>
-          <w:p>
-            <w:r>
-              <w:rPr>
-                <w:rFonts w:hint="eastAsia"/>
-                <w:color w:val="0070C0"/>
-              </w:rPr>
-              <w:t>timestamp with time zone</w:t>
-            </w:r>
-          </w:p>
-        </w:tc>
-        <w:tc>
-          <w:tcPr>
-            <w:tcW w:w="3119" w:type="dxa"/>
-          </w:tcPr>
-          <w:p>
-            <w:r>
-              <w:rPr>
-                <w:rFonts w:hint="eastAsia"/>
-                <w:color w:val="0070C0"/>
-              </w:rPr>
-              <w:t>不支持</w:t>
-            </w:r>
-          </w:p>
-        </w:tc>
-        <w:tc>
-          <w:tcPr>
-            <w:tcW w:w="3027" w:type="dxa"/>
-          </w:tcPr>
-          <w:p/>
-        </w:tc>
-      </w:tr>
-      <w:tr>
-        <w:tc>
-          <w:tcPr>
-            <w:tcW w:w="2376" w:type="dxa"/>
-          </w:tcPr>
-          <w:p>
-            <w:pPr>
-              <w:rPr>
-                <w:color w:val="0070C0"/>
-              </w:rPr>
-            </w:pPr>
-            <w:r>
-              <w:rPr>
-                <w:rFonts w:hint="eastAsia"/>
-                <w:color w:val="0070C0"/>
-              </w:rPr>
-              <w:t>interval</w:t>
-            </w:r>
-          </w:p>
-        </w:tc>
-        <w:tc>
-          <w:tcPr>
-            <w:tcW w:w="3119" w:type="dxa"/>
-          </w:tcPr>
-          <w:p>
-            <w:pPr>
-              <w:rPr>
-                <w:color w:val="0070C0"/>
-              </w:rPr>
-            </w:pPr>
-            <w:r>
-              <w:rPr>
-                <w:rFonts w:hint="eastAsia"/>
-                <w:color w:val="0070C0"/>
-              </w:rPr>
-              <w:t>不支持</w:t>
-            </w:r>
-          </w:p>
-        </w:tc>
-        <w:tc>
-          <w:tcPr>
-            <w:tcW w:w="3027" w:type="dxa"/>
-          </w:tcPr>
-          <w:p/>
-        </w:tc>
-      </w:tr>
-      <w:tr>
-        <w:tc>
-          <w:tcPr>
-            <w:tcW w:w="2376" w:type="dxa"/>
-          </w:tcPr>
-          <w:p>
-            <w:r>
-              <w:rPr>
-                <w:rFonts w:hint="eastAsia"/>
-              </w:rPr>
-              <w:t>date</w:t>
-            </w:r>
-          </w:p>
-        </w:tc>
-        <w:tc>
-          <w:tcPr>
-            <w:tcW w:w="3119" w:type="dxa"/>
-          </w:tcPr>
-          <w:p>
-            <w:r>
-              <w:rPr>
-                <w:rFonts w:hint="eastAsia"/>
-              </w:rPr>
-              <w:t>日期</w:t>
-            </w:r>
-          </w:p>
-        </w:tc>
-        <w:tc>
-          <w:tcPr>
-            <w:tcW w:w="3027" w:type="dxa"/>
-          </w:tcPr>
-          <w:p>
-            <w:r>
-              <w:rPr>
-                <w:rFonts w:hint="eastAsia"/>
-              </w:rPr>
-              <w:t>{</w:t>
-            </w:r>
-            <w:r>
-              <w:rPr>
-                <w:rFonts w:hint="eastAsia"/>
-              </w:rPr>
-              <w:t>key:{</w:t>
-            </w:r>
-            <w:r>
-              <w:t>“</w:t>
-            </w:r>
-            <w:r>
-              <w:rPr>
-                <w:rFonts w:hint="eastAsia"/>
-              </w:rPr>
-              <w:t>$date</w:t>
-            </w:r>
-            <w:r>
-              <w:t>”</w:t>
-            </w:r>
-            <w:r>
-              <w:rPr>
-                <w:rFonts w:hint="eastAsia"/>
-              </w:rPr>
-              <w:t>:</w:t>
-            </w:r>
-            <w:r>
-              <w:t>”</w:t>
-            </w:r>
-            <w:r>
-              <w:rPr>
-                <w:rFonts w:hint="eastAsia"/>
-              </w:rPr>
-              <w:t>2012-01-01</w:t>
-            </w:r>
-            <w:r>
-              <w:t>”</w:t>
-            </w:r>
-            <w:r>
-              <w:rPr>
-                <w:rFonts w:hint="eastAsia"/>
-              </w:rPr>
-              <w:t>}</w:t>
-            </w:r>
-            <w:r>
-              <w:rPr>
-                <w:rFonts w:hint="eastAsia"/>
-              </w:rPr>
-              <w:t>}</w:t>
-            </w:r>
-          </w:p>
-        </w:tc>
-      </w:tr>
-      <w:tr>
-        <w:tc>
-          <w:tcPr>
-            <w:tcW w:w="2376" w:type="dxa"/>
-          </w:tcPr>
-          <w:p>
-            <w:pPr>
-              <w:rPr>
-                <w:color w:val="0070C0"/>
-              </w:rPr>
-            </w:pPr>
-            <w:r>
-              <w:rPr>
-                <w:rFonts w:hint="eastAsia"/>
-                <w:color w:val="0070C0"/>
-              </w:rPr>
-              <w:t xml:space="preserve">time </w:t>
-            </w:r>
-          </w:p>
-        </w:tc>
-        <w:tc>
-          <w:tcPr>
-            <w:tcW w:w="3119" w:type="dxa"/>
-          </w:tcPr>
-          <w:p>
-            <w:r>
-              <w:rPr>
-                <w:rFonts w:hint="eastAsia"/>
-                <w:color w:val="0070C0"/>
-              </w:rPr>
-              <w:t>不支持</w:t>
-            </w:r>
-          </w:p>
-        </w:tc>
-        <w:tc>
-          <w:tcPr>
-            <w:tcW w:w="3027" w:type="dxa"/>
-          </w:tcPr>
-          <w:p/>
-        </w:tc>
-      </w:tr>
-      <w:tr>
-        <w:tc>
-          <w:tcPr>
-            <w:tcW w:w="2376" w:type="dxa"/>
-          </w:tcPr>
-          <w:p>
-            <w:pPr>
-              <w:rPr>
-                <w:color w:val="0070C0"/>
-              </w:rPr>
-            </w:pPr>
-            <w:r>
-              <w:rPr>
-                <w:rFonts w:hint="eastAsia"/>
-                <w:color w:val="0070C0"/>
-              </w:rPr>
-              <w:t xml:space="preserve">time with time </w:t>
-            </w:r>
-            <w:r>
-              <w:rPr>
-                <w:rFonts w:hint="eastAsia"/>
-                <w:color w:val="0070C0"/>
-              </w:rPr>
-              <w:lastRenderedPageBreak/>
-              <w:t>zone</w:t>
-            </w:r>
-          </w:p>
-        </w:tc>
-        <w:tc>
-          <w:tcPr>
-            <w:tcW w:w="3119" w:type="dxa"/>
-          </w:tcPr>
-          <w:p>
-            <w:r>
-              <w:rPr>
-                <w:rFonts w:hint="eastAsia"/>
-                <w:color w:val="0070C0"/>
-              </w:rPr>
-              <w:lastRenderedPageBreak/>
-              <w:t>不支持</w:t>
-            </w:r>
-          </w:p>
-        </w:tc>
-        <w:tc>
-          <w:tcPr>
-            <w:tcW w:w="3027" w:type="dxa"/>
-          </w:tcPr>
-          <w:p/>
-        </w:tc>
-      </w:tr>
-      <w:tr>
-        <w:tc>
-          <w:tcPr>
-            <w:tcW w:w="8522" w:type="dxa"/>
-            <w:gridSpan w:val="3"/>
-          </w:tcPr>
-          <w:p>
+              <w:t>日期时间</w:t>
+            </w:r>
             <w:r>
               <w:rPr>
                 <w:rFonts w:hint="eastAsia"/>
                 <w:b/>
                 <w:color w:val="0D0D0D" w:themeColor="text1" w:themeTint="F2"/>
               </w:rPr>
+              <w:t>类型</w:t>
+            </w:r>
+          </w:p>
+        </w:tc>
+        <w:tc>
+          <w:tcPr>
+            <w:tcW w:w="2035" w:type="dxa"/>
+          </w:tcPr>
+          <w:p/>
+        </w:tc>
+      </w:tr>
+      <w:tr>
+        <w:tc>
+          <w:tcPr>
+            <w:tcW w:w="1416" w:type="dxa"/>
+          </w:tcPr>
+          <w:p>
+            <w:r>
+              <w:rPr>
+                <w:rFonts w:hint="eastAsia"/>
+              </w:rPr>
+              <w:t>timestamp</w:t>
+            </w:r>
+          </w:p>
+        </w:tc>
+        <w:tc>
+          <w:tcPr>
+            <w:tcW w:w="1515" w:type="dxa"/>
+          </w:tcPr>
+          <w:p>
+            <w:r>
+              <w:rPr>
+                <w:rFonts w:hint="eastAsia"/>
+              </w:rPr>
+              <w:t>时间戳</w:t>
+            </w:r>
+          </w:p>
+        </w:tc>
+        <w:tc>
+          <w:tcPr>
+            <w:tcW w:w="3556" w:type="dxa"/>
+          </w:tcPr>
+          <w:p>
+            <w:r>
+              <w:rPr>
+                <w:rFonts w:hint="eastAsia"/>
+              </w:rPr>
+              <w:t>{key:{</w:t>
+            </w:r>
+            <w:r>
+              <w:t>“</w:t>
+            </w:r>
+            <w:r>
+              <w:rPr>
+                <w:rFonts w:hint="eastAsia"/>
+              </w:rPr>
+              <w:t>$timestamp</w:t>
+            </w:r>
+            <w:r>
+              <w:t>”:”</w:t>
+            </w:r>
+            <w:r>
+              <w:rPr>
+                <w:rFonts w:hint="eastAsia"/>
+              </w:rPr>
+              <w:t>2012-01-01-13.14.26.124233</w:t>
+            </w:r>
+            <w:r>
+              <w:t>”</w:t>
+            </w:r>
+            <w:r>
+              <w:rPr>
+                <w:rFonts w:hint="eastAsia"/>
+              </w:rPr>
+              <w:t>}}</w:t>
+            </w:r>
+          </w:p>
+        </w:tc>
+        <w:tc>
+          <w:tcPr>
+            <w:tcW w:w="2035" w:type="dxa"/>
+          </w:tcPr>
+          <w:p>
+            <w:r>
+              <w:rPr>
+                <w:rFonts w:hint="eastAsia"/>
+              </w:rPr>
+              <w:t>截断</w:t>
+            </w:r>
+            <w:r>
+              <w:rPr>
+                <w:rFonts w:hint="eastAsia"/>
+              </w:rPr>
+              <w:t>/</w:t>
+            </w:r>
+            <w:r>
+              <w:rPr>
+                <w:rFonts w:hint="eastAsia"/>
+              </w:rPr>
+              <w:t>空</w:t>
+            </w:r>
+          </w:p>
+        </w:tc>
+      </w:tr>
+      <w:tr>
+        <w:tc>
+          <w:tcPr>
+            <w:tcW w:w="1416" w:type="dxa"/>
+          </w:tcPr>
+          <w:p>
+            <w:r>
+              <w:rPr>
+                <w:rFonts w:hint="eastAsia"/>
+                <w:color w:val="0070C0"/>
+              </w:rPr>
+              <w:t>timestamp with time zone</w:t>
+            </w:r>
+          </w:p>
+        </w:tc>
+        <w:tc>
+          <w:tcPr>
+            <w:tcW w:w="1515" w:type="dxa"/>
+          </w:tcPr>
+          <w:p>
+            <w:r>
+              <w:rPr>
+                <w:rFonts w:hint="eastAsia"/>
+                <w:color w:val="0070C0"/>
+              </w:rPr>
+              <w:t>不支持</w:t>
+            </w:r>
+          </w:p>
+        </w:tc>
+        <w:tc>
+          <w:tcPr>
+            <w:tcW w:w="3556" w:type="dxa"/>
+          </w:tcPr>
+          <w:p/>
+        </w:tc>
+        <w:tc>
+          <w:tcPr>
+            <w:tcW w:w="2035" w:type="dxa"/>
+          </w:tcPr>
+          <w:p/>
+        </w:tc>
+      </w:tr>
+      <w:tr>
+        <w:tc>
+          <w:tcPr>
+            <w:tcW w:w="1416" w:type="dxa"/>
+          </w:tcPr>
+          <w:p>
+            <w:pPr>
+              <w:rPr>
+                <w:color w:val="0070C0"/>
+              </w:rPr>
+            </w:pPr>
+            <w:r>
+              <w:rPr>
+                <w:rFonts w:hint="eastAsia"/>
+                <w:color w:val="0070C0"/>
+              </w:rPr>
               <w:lastRenderedPageBreak/>
-              <w:t>布尔</w:t>
-            </w:r>
+              <w:t>interval</w:t>
+            </w:r>
+          </w:p>
+        </w:tc>
+        <w:tc>
+          <w:tcPr>
+            <w:tcW w:w="1515" w:type="dxa"/>
+          </w:tcPr>
+          <w:p>
+            <w:pPr>
+              <w:rPr>
+                <w:color w:val="0070C0"/>
+              </w:rPr>
+            </w:pPr>
+            <w:r>
+              <w:rPr>
+                <w:rFonts w:hint="eastAsia"/>
+                <w:color w:val="0070C0"/>
+              </w:rPr>
+              <w:t>不支持</w:t>
+            </w:r>
+          </w:p>
+        </w:tc>
+        <w:tc>
+          <w:tcPr>
+            <w:tcW w:w="3556" w:type="dxa"/>
+          </w:tcPr>
+          <w:p/>
+        </w:tc>
+        <w:tc>
+          <w:tcPr>
+            <w:tcW w:w="2035" w:type="dxa"/>
+          </w:tcPr>
+          <w:p/>
+        </w:tc>
+      </w:tr>
+      <w:tr>
+        <w:tc>
+          <w:tcPr>
+            <w:tcW w:w="1416" w:type="dxa"/>
+          </w:tcPr>
+          <w:p>
+            <w:r>
+              <w:rPr>
+                <w:rFonts w:hint="eastAsia"/>
+              </w:rPr>
+              <w:t>date</w:t>
+            </w:r>
+          </w:p>
+        </w:tc>
+        <w:tc>
+          <w:tcPr>
+            <w:tcW w:w="1515" w:type="dxa"/>
+          </w:tcPr>
+          <w:p>
+            <w:r>
+              <w:rPr>
+                <w:rFonts w:hint="eastAsia"/>
+              </w:rPr>
+              <w:t>日期</w:t>
+            </w:r>
+          </w:p>
+        </w:tc>
+        <w:tc>
+          <w:tcPr>
+            <w:tcW w:w="3556" w:type="dxa"/>
+          </w:tcPr>
+          <w:p>
+            <w:r>
+              <w:rPr>
+                <w:rFonts w:hint="eastAsia"/>
+              </w:rPr>
+              <w:t>{key:{</w:t>
+            </w:r>
+            <w:r>
+              <w:t>“</w:t>
+            </w:r>
+            <w:r>
+              <w:rPr>
+                <w:rFonts w:hint="eastAsia"/>
+              </w:rPr>
+              <w:t>$date</w:t>
+            </w:r>
+            <w:r>
+              <w:t>”</w:t>
+            </w:r>
+            <w:r>
+              <w:rPr>
+                <w:rFonts w:hint="eastAsia"/>
+              </w:rPr>
+              <w:t>:</w:t>
+            </w:r>
+            <w:r>
+              <w:t>”</w:t>
+            </w:r>
+            <w:r>
+              <w:rPr>
+                <w:rFonts w:hint="eastAsia"/>
+              </w:rPr>
+              <w:t>2012-01-01</w:t>
+            </w:r>
+            <w:r>
+              <w:t>”</w:t>
+            </w:r>
+            <w:r>
+              <w:rPr>
+                <w:rFonts w:hint="eastAsia"/>
+              </w:rPr>
+              <w:t>}}</w:t>
+            </w:r>
+          </w:p>
+        </w:tc>
+        <w:tc>
+          <w:tcPr>
+            <w:tcW w:w="2035" w:type="dxa"/>
+          </w:tcPr>
+          <w:p>
+            <w:r>
+              <w:rPr>
+                <w:rFonts w:hint="eastAsia"/>
+              </w:rPr>
+              <w:t>截断</w:t>
+            </w:r>
+            <w:r>
+              <w:rPr>
+                <w:rFonts w:hint="eastAsia"/>
+              </w:rPr>
+              <w:t>/</w:t>
+            </w:r>
+            <w:r>
+              <w:rPr>
+                <w:rFonts w:hint="eastAsia"/>
+              </w:rPr>
+              <w:t>空</w:t>
+            </w:r>
+          </w:p>
+        </w:tc>
+      </w:tr>
+      <w:tr>
+        <w:tc>
+          <w:tcPr>
+            <w:tcW w:w="1416" w:type="dxa"/>
+          </w:tcPr>
+          <w:p>
+            <w:pPr>
+              <w:rPr>
+                <w:color w:val="0070C0"/>
+              </w:rPr>
+            </w:pPr>
+            <w:r>
+              <w:rPr>
+                <w:rFonts w:hint="eastAsia"/>
+                <w:color w:val="0070C0"/>
+              </w:rPr>
+              <w:t xml:space="preserve">time </w:t>
+            </w:r>
+          </w:p>
+        </w:tc>
+        <w:tc>
+          <w:tcPr>
+            <w:tcW w:w="1515" w:type="dxa"/>
+          </w:tcPr>
+          <w:p>
+            <w:r>
+              <w:rPr>
+                <w:rFonts w:hint="eastAsia"/>
+                <w:color w:val="0070C0"/>
+              </w:rPr>
+              <w:t>不支持</w:t>
+            </w:r>
+          </w:p>
+        </w:tc>
+        <w:tc>
+          <w:tcPr>
+            <w:tcW w:w="3556" w:type="dxa"/>
+          </w:tcPr>
+          <w:p/>
+        </w:tc>
+        <w:tc>
+          <w:tcPr>
+            <w:tcW w:w="2035" w:type="dxa"/>
+          </w:tcPr>
+          <w:p/>
+        </w:tc>
+      </w:tr>
+      <w:tr>
+        <w:tc>
+          <w:tcPr>
+            <w:tcW w:w="1416" w:type="dxa"/>
+          </w:tcPr>
+          <w:p>
+            <w:pPr>
+              <w:rPr>
+                <w:color w:val="0070C0"/>
+              </w:rPr>
+            </w:pPr>
+            <w:r>
+              <w:rPr>
+                <w:rFonts w:hint="eastAsia"/>
+                <w:color w:val="0070C0"/>
+              </w:rPr>
+              <w:t>time with time zone</w:t>
+            </w:r>
+          </w:p>
+        </w:tc>
+        <w:tc>
+          <w:tcPr>
+            <w:tcW w:w="1515" w:type="dxa"/>
+          </w:tcPr>
+          <w:p>
+            <w:r>
+              <w:rPr>
+                <w:rFonts w:hint="eastAsia"/>
+                <w:color w:val="0070C0"/>
+              </w:rPr>
+              <w:t>不支持</w:t>
+            </w:r>
+          </w:p>
+        </w:tc>
+        <w:tc>
+          <w:tcPr>
+            <w:tcW w:w="3556" w:type="dxa"/>
+          </w:tcPr>
+          <w:p/>
+        </w:tc>
+        <w:tc>
+          <w:tcPr>
+            <w:tcW w:w="2035" w:type="dxa"/>
+          </w:tcPr>
+          <w:p/>
+        </w:tc>
+      </w:tr>
+      <w:tr>
+        <w:tc>
+          <w:tcPr>
+            <w:tcW w:w="6487" w:type="dxa"/>
+            <w:gridSpan w:val="3"/>
+          </w:tcPr>
+          <w:p>
             <w:r>
               <w:rPr>
                 <w:rFonts w:hint="eastAsia"/>
                 <w:b/>
                 <w:color w:val="0D0D0D" w:themeColor="text1" w:themeTint="F2"/>
               </w:rPr>
-              <w:t>类型</w:t>
-            </w:r>
-          </w:p>
-        </w:tc>
-      </w:tr>
-      <w:tr>
-        <w:tc>
-          <w:tcPr>
-            <w:tcW w:w="2376" w:type="dxa"/>
-          </w:tcPr>
-          <w:p>
-            <w:r>
-              <w:t>boolean</w:t>
-            </w:r>
-          </w:p>
-        </w:tc>
-        <w:tc>
-          <w:tcPr>
-            <w:tcW w:w="3119" w:type="dxa"/>
-          </w:tcPr>
-          <w:p>
-            <w:r>
-              <w:rPr>
-                <w:rFonts w:hint="eastAsia"/>
-              </w:rPr>
               <w:t>布尔</w:t>
             </w:r>
-          </w:p>
-        </w:tc>
-        <w:tc>
-          <w:tcPr>
-            <w:tcW w:w="3027" w:type="dxa"/>
-          </w:tcPr>
-          <w:p>
-            <w:r>
-              <w:rPr>
-                <w:rFonts w:hint="eastAsia"/>
-              </w:rPr>
-              <w:t>{key:true}</w:t>
-            </w:r>
-          </w:p>
-        </w:tc>
-      </w:tr>
-      <w:tr>
-        <w:tc>
-          <w:tcPr>
-            <w:tcW w:w="8522" w:type="dxa"/>
-            <w:gridSpan w:val="3"/>
-          </w:tcPr>
-          <w:p>
             <w:r>
               <w:rPr>
                 <w:rFonts w:hint="eastAsia"/>
                 <w:b/>
                 <w:color w:val="0D0D0D" w:themeColor="text1" w:themeTint="F2"/>
               </w:rPr>
+              <w:t>类型</w:t>
+            </w:r>
+          </w:p>
+        </w:tc>
+        <w:tc>
+          <w:tcPr>
+            <w:tcW w:w="2035" w:type="dxa"/>
+          </w:tcPr>
+          <w:p/>
+        </w:tc>
+      </w:tr>
+      <w:tr>
+        <w:tc>
+          <w:tcPr>
+            <w:tcW w:w="1416" w:type="dxa"/>
+          </w:tcPr>
+          <w:p>
+            <w:r>
+              <w:t>boolean</w:t>
+            </w:r>
+          </w:p>
+        </w:tc>
+        <w:tc>
+          <w:tcPr>
+            <w:tcW w:w="1515" w:type="dxa"/>
+          </w:tcPr>
+          <w:p>
+            <w:r>
+              <w:rPr>
+                <w:rFonts w:hint="eastAsia"/>
+              </w:rPr>
+              <w:t>布尔</w:t>
+            </w:r>
+          </w:p>
+        </w:tc>
+        <w:tc>
+          <w:tcPr>
+            <w:tcW w:w="3556" w:type="dxa"/>
+          </w:tcPr>
+          <w:p>
+            <w:r>
+              <w:rPr>
+                <w:rFonts w:hint="eastAsia"/>
+              </w:rPr>
+              <w:t>{key:true}</w:t>
+            </w:r>
+          </w:p>
+        </w:tc>
+        <w:tc>
+          <w:tcPr>
+            <w:tcW w:w="2035" w:type="dxa"/>
+          </w:tcPr>
+          <w:p>
+            <w:r>
+              <w:rPr>
+                <w:rFonts w:hint="eastAsia"/>
+              </w:rPr>
+              <w:t>-</w:t>
+            </w:r>
+            <w:r>
+              <w:rPr>
+                <w:rFonts w:hint="eastAsia"/>
+              </w:rPr>
+              <w:t>/</w:t>
+            </w:r>
+            <w:r>
+              <w:rPr>
+                <w:rFonts w:hint="eastAsia"/>
+              </w:rPr>
+              <w:t>空</w:t>
+            </w:r>
+          </w:p>
+        </w:tc>
+      </w:tr>
+      <w:tr>
+        <w:tc>
+          <w:tcPr>
+            <w:tcW w:w="6487" w:type="dxa"/>
+            <w:gridSpan w:val="3"/>
+          </w:tcPr>
+          <w:p>
+            <w:r>
+              <w:rPr>
+                <w:rFonts w:hint="eastAsia"/>
+                <w:b/>
+                <w:color w:val="0D0D0D" w:themeColor="text1" w:themeTint="F2"/>
+              </w:rPr>
               <w:t>数组</w:t>
             </w:r>
           </w:p>
         </w:tc>
-      </w:tr>
-      <w:tr>
-        <w:tc>
-          <w:tcPr>
-            <w:tcW w:w="2376" w:type="dxa"/>
+        <w:tc>
+          <w:tcPr>
+            <w:tcW w:w="2035" w:type="dxa"/>
+          </w:tcPr>
+          <w:p/>
+        </w:tc>
+      </w:tr>
+      <w:tr>
+        <w:tc>
+          <w:tcPr>
+            <w:tcW w:w="1416" w:type="dxa"/>
           </w:tcPr>
           <w:p>
             <w:r>
@@ -1470,7 +2010,7 @@
         </w:tc>
         <w:tc>
           <w:tcPr>
-            <w:tcW w:w="3119" w:type="dxa"/>
+            <w:tcW w:w="1515" w:type="dxa"/>
           </w:tcPr>
           <w:p>
             <w:r>
@@ -1483,7 +2023,7 @@
         </w:tc>
         <w:tc>
           <w:tcPr>
-            <w:tcW w:w="3027" w:type="dxa"/>
+            <w:tcW w:w="3556" w:type="dxa"/>
           </w:tcPr>
           <w:p>
             <w:r>
@@ -1491,6 +2031,31 @@
                 <w:rFonts w:hint="eastAsia"/>
               </w:rPr>
               <w:t>{key:[1,2,3]}</w:t>
+            </w:r>
+          </w:p>
+        </w:tc>
+        <w:tc>
+          <w:tcPr>
+            <w:tcW w:w="2035" w:type="dxa"/>
+          </w:tcPr>
+          <w:p>
+            <w:r>
+              <w:rPr>
+                <w:rFonts w:hint="eastAsia"/>
+              </w:rPr>
+              <w:t>-</w:t>
+            </w:r>
+            <w:r>
+              <w:rPr>
+                <w:rFonts w:hint="eastAsia"/>
+              </w:rPr>
+              <w:t>/</w:t>
+            </w:r>
+            <w:r>
+              <w:rPr>
+                <w:rFonts w:hint="eastAsia"/>
+              </w:rPr>
+              <w:t>空</w:t>
             </w:r>
           </w:p>
         </w:tc>
@@ -1499,7 +2064,7 @@
     <w:p/>
     <w:p>
       <w:pPr>
-        <w:pStyle w:val="1"/>
+        <w:pStyle w:val="Heading1"/>
         <w:numPr>
           <w:ilvl w:val="0"/>
           <w:numId w:val="1"/>
@@ -1555,7 +2120,7 @@
     </w:p>
     <w:tbl>
       <w:tblPr>
-        <w:tblStyle w:val="a6"/>
+        <w:tblStyle w:val="TableGrid"/>
         <w:tblW w:w="0" w:type="auto"/>
         <w:tblLook w:val="04A0"/>
       </w:tblPr>
@@ -2180,6 +2745,7 @@
               <w:rPr>
                 <w:rFonts w:hint="eastAsia"/>
               </w:rPr>
+              <w:lastRenderedPageBreak/>
               <w:t xml:space="preserve">BETWEEN </w:t>
             </w:r>
             <w:r>
@@ -2330,7 +2896,6 @@
               <w:rPr>
                 <w:rFonts w:hint="eastAsia"/>
               </w:rPr>
-              <w:lastRenderedPageBreak/>
               <w:t>WHERE EXISTS (</w:t>
             </w:r>
             <w:r>
@@ -2358,7 +2923,6 @@
               <w:rPr>
                 <w:rFonts w:hint="eastAsia"/>
               </w:rPr>
-              <w:lastRenderedPageBreak/>
               <w:t>NULL</w:t>
             </w:r>
             <w:r>
@@ -2389,11 +2953,6 @@
             <w:tcW w:w="2512" w:type="dxa"/>
           </w:tcPr>
           <w:p>
-            <w:pPr>
-              <w:rPr>
-                <w:rFonts w:hint="eastAsia"/>
-              </w:rPr>
-            </w:pPr>
             <w:r>
               <w:rPr>
                 <w:rFonts w:hint="eastAsia"/>
@@ -2413,11 +2972,6 @@
             <w:tcW w:w="6010" w:type="dxa"/>
           </w:tcPr>
           <w:p>
-            <w:pPr>
-              <w:rPr>
-                <w:rFonts w:hint="eastAsia"/>
-              </w:rPr>
-            </w:pPr>
             <w:r>
               <w:rPr>
                 <w:rFonts w:hint="eastAsia"/>
@@ -2525,7 +3079,7 @@
     <w:p/>
     <w:p>
       <w:pPr>
-        <w:pStyle w:val="1"/>
+        <w:pStyle w:val="Heading1"/>
         <w:numPr>
           <w:ilvl w:val="0"/>
           <w:numId w:val="1"/>
@@ -2540,7 +3094,7 @@
     </w:p>
     <w:p>
       <w:pPr>
-        <w:pStyle w:val="a7"/>
+        <w:pStyle w:val="ListParagraph"/>
         <w:numPr>
           <w:ilvl w:val="0"/>
           <w:numId w:val="2"/>
@@ -2580,7 +3134,7 @@
     </w:p>
     <w:p>
       <w:pPr>
-        <w:pStyle w:val="a7"/>
+        <w:pStyle w:val="ListParagraph"/>
         <w:numPr>
           <w:ilvl w:val="0"/>
           <w:numId w:val="2"/>
@@ -2708,7 +3262,7 @@
     </w:p>
     <w:p>
       <w:pPr>
-        <w:pStyle w:val="a7"/>
+        <w:pStyle w:val="ListParagraph"/>
         <w:numPr>
           <w:ilvl w:val="0"/>
           <w:numId w:val="2"/>
@@ -2873,7 +3427,7 @@
     </w:p>
     <w:p>
       <w:pPr>
-        <w:pStyle w:val="a7"/>
+        <w:pStyle w:val="ListParagraph"/>
         <w:numPr>
           <w:ilvl w:val="0"/>
           <w:numId w:val="2"/>
@@ -2931,7 +3485,7 @@
     </w:p>
     <w:p>
       <w:pPr>
-        <w:pStyle w:val="a7"/>
+        <w:pStyle w:val="ListParagraph"/>
         <w:numPr>
           <w:ilvl w:val="0"/>
           <w:numId w:val="2"/>
@@ -2965,7 +3519,7 @@
     </w:p>
     <w:p>
       <w:pPr>
-        <w:pStyle w:val="a7"/>
+        <w:pStyle w:val="ListParagraph"/>
         <w:numPr>
           <w:ilvl w:val="0"/>
           <w:numId w:val="2"/>
@@ -2999,7 +3553,7 @@
     </w:p>
     <w:p>
       <w:pPr>
-        <w:pStyle w:val="a7"/>
+        <w:pStyle w:val="ListParagraph"/>
         <w:numPr>
           <w:ilvl w:val="0"/>
           <w:numId w:val="2"/>
@@ -3057,7 +3611,7 @@
     </w:p>
     <w:p>
       <w:pPr>
-        <w:pStyle w:val="a7"/>
+        <w:pStyle w:val="ListParagraph"/>
         <w:numPr>
           <w:ilvl w:val="0"/>
           <w:numId w:val="2"/>
@@ -3115,7 +3669,7 @@
     </w:p>
     <w:p>
       <w:pPr>
-        <w:pStyle w:val="a7"/>
+        <w:pStyle w:val="ListParagraph"/>
         <w:numPr>
           <w:ilvl w:val="0"/>
           <w:numId w:val="2"/>
@@ -3160,7 +3714,7 @@
     </w:p>
     <w:p>
       <w:pPr>
-        <w:pStyle w:val="a7"/>
+        <w:pStyle w:val="ListParagraph"/>
         <w:numPr>
           <w:ilvl w:val="0"/>
           <w:numId w:val="2"/>
@@ -3229,15 +3783,12 @@
     </w:p>
     <w:p>
       <w:pPr>
-        <w:pStyle w:val="a7"/>
+        <w:pStyle w:val="ListParagraph"/>
         <w:numPr>
           <w:ilvl w:val="0"/>
           <w:numId w:val="2"/>
         </w:numPr>
         <w:ind w:firstLineChars="0"/>
-        <w:rPr>
-          <w:rFonts w:hint="eastAsia"/>
-        </w:rPr>
       </w:pPr>
       <w:r>
         <w:rPr>
@@ -3267,9 +3818,6 @@
     <w:p>
       <w:pPr>
         <w:ind w:left="360"/>
-        <w:rPr>
-          <w:rFonts w:hint="eastAsia"/>
-        </w:rPr>
       </w:pPr>
       <w:r>
         <w:rPr>
@@ -3280,7 +3828,7 @@
     </w:p>
     <w:p>
       <w:pPr>
-        <w:pStyle w:val="a7"/>
+        <w:pStyle w:val="ListParagraph"/>
         <w:numPr>
           <w:ilvl w:val="0"/>
           <w:numId w:val="2"/>
@@ -3301,14 +3849,14 @@
 
 <file path=word/endnotes.xml><?xml version="1.0" encoding="utf-8"?>
 <w:endnotes xmlns:ve="http://schemas.openxmlformats.org/markup-compatibility/2006" xmlns:o="urn:schemas-microsoft-com:office:office" xmlns:r="http://schemas.openxmlformats.org/officeDocument/2006/relationships" xmlns:m="http://schemas.openxmlformats.org/officeDocument/2006/math" xmlns:v="urn:schemas-microsoft-com:vml" xmlns:wp="http://schemas.openxmlformats.org/drawingml/2006/wordprocessingDrawing" xmlns:w10="urn:schemas-microsoft-com:office:word" xmlns:w="http://schemas.openxmlformats.org/wordprocessingml/2006/main" xmlns:wne="http://schemas.microsoft.com/office/word/2006/wordml">
-  <w:endnote w:type="separator" w:id="-1">
+  <w:endnote w:type="separator" w:id="0">
     <w:p>
       <w:r>
         <w:separator/>
       </w:r>
     </w:p>
   </w:endnote>
-  <w:endnote w:type="continuationSeparator" w:id="0">
+  <w:endnote w:type="continuationSeparator" w:id="1">
     <w:p>
       <w:r>
         <w:continuationSeparator/>
@@ -3320,14 +3868,14 @@
 
 <file path=word/footnotes.xml><?xml version="1.0" encoding="utf-8"?>
 <w:footnotes xmlns:ve="http://schemas.openxmlformats.org/markup-compatibility/2006" xmlns:o="urn:schemas-microsoft-com:office:office" xmlns:r="http://schemas.openxmlformats.org/officeDocument/2006/relationships" xmlns:m="http://schemas.openxmlformats.org/officeDocument/2006/math" xmlns:v="urn:schemas-microsoft-com:vml" xmlns:wp="http://schemas.openxmlformats.org/drawingml/2006/wordprocessingDrawing" xmlns:w10="urn:schemas-microsoft-com:office:word" xmlns:w="http://schemas.openxmlformats.org/wordprocessingml/2006/main" xmlns:wne="http://schemas.microsoft.com/office/word/2006/wordml">
-  <w:footnote w:type="separator" w:id="-1">
+  <w:footnote w:type="separator" w:id="0">
     <w:p>
       <w:r>
         <w:separator/>
       </w:r>
     </w:p>
   </w:footnote>
-  <w:footnote w:type="continuationSeparator" w:id="0">
+  <w:footnote w:type="continuationSeparator" w:id="1">
     <w:p>
       <w:r>
         <w:continuationSeparator/>
@@ -3679,7 +4227,7 @@
     <w:lsdException w:name="Bibliography" w:uiPriority="37"/>
     <w:lsdException w:name="TOC Heading" w:uiPriority="39" w:qFormat="1"/>
   </w:latentStyles>
-  <w:style w:type="paragraph" w:default="1" w:styleId="a">
+  <w:style w:type="paragraph" w:default="1" w:styleId="Normal">
     <w:name w:val="Normal"/>
     <w:qFormat/>
     <w:rsid w:val="00FC140A"/>
@@ -3688,11 +4236,11 @@
       <w:jc w:val="both"/>
     </w:pPr>
   </w:style>
-  <w:style w:type="paragraph" w:styleId="1">
+  <w:style w:type="paragraph" w:styleId="Heading1">
     <w:name w:val="heading 1"/>
-    <w:basedOn w:val="a"/>
-    <w:next w:val="a"/>
-    <w:link w:val="1Char"/>
+    <w:basedOn w:val="Normal"/>
+    <w:next w:val="Normal"/>
+    <w:link w:val="Heading1Char"/>
     <w:uiPriority w:val="9"/>
     <w:qFormat/>
     <w:rsid w:val="00CC4A4C"/>
@@ -3710,13 +4258,13 @@
       <w:szCs w:val="44"/>
     </w:rPr>
   </w:style>
-  <w:style w:type="character" w:default="1" w:styleId="a0">
+  <w:style w:type="character" w:default="1" w:styleId="DefaultParagraphFont">
     <w:name w:val="Default Paragraph Font"/>
     <w:uiPriority w:val="1"/>
     <w:semiHidden/>
     <w:unhideWhenUsed/>
   </w:style>
-  <w:style w:type="table" w:default="1" w:styleId="a1">
+  <w:style w:type="table" w:default="1" w:styleId="TableNormal">
     <w:name w:val="Normal Table"/>
     <w:uiPriority w:val="99"/>
     <w:semiHidden/>
@@ -3732,16 +4280,16 @@
       </w:tblCellMar>
     </w:tblPr>
   </w:style>
-  <w:style w:type="numbering" w:default="1" w:styleId="a2">
+  <w:style w:type="numbering" w:default="1" w:styleId="NoList">
     <w:name w:val="No List"/>
     <w:uiPriority w:val="99"/>
     <w:semiHidden/>
     <w:unhideWhenUsed/>
   </w:style>
-  <w:style w:type="paragraph" w:styleId="a3">
+  <w:style w:type="paragraph" w:styleId="Header">
     <w:name w:val="header"/>
-    <w:basedOn w:val="a"/>
-    <w:link w:val="Char"/>
+    <w:basedOn w:val="Normal"/>
+    <w:link w:val="HeaderChar"/>
     <w:uiPriority w:val="99"/>
     <w:semiHidden/>
     <w:unhideWhenUsed/>
@@ -3762,10 +4310,10 @@
       <w:szCs w:val="18"/>
     </w:rPr>
   </w:style>
-  <w:style w:type="character" w:customStyle="1" w:styleId="Char">
-    <w:name w:val="页眉 Char"/>
-    <w:basedOn w:val="a0"/>
-    <w:link w:val="a3"/>
+  <w:style w:type="character" w:customStyle="1" w:styleId="HeaderChar">
+    <w:name w:val="Header Char"/>
+    <w:basedOn w:val="DefaultParagraphFont"/>
+    <w:link w:val="Header"/>
     <w:uiPriority w:val="99"/>
     <w:semiHidden/>
     <w:rsid w:val="00250EDA"/>
@@ -3774,10 +4322,10 @@
       <w:szCs w:val="18"/>
     </w:rPr>
   </w:style>
-  <w:style w:type="paragraph" w:styleId="a4">
+  <w:style w:type="paragraph" w:styleId="Footer">
     <w:name w:val="footer"/>
-    <w:basedOn w:val="a"/>
-    <w:link w:val="Char0"/>
+    <w:basedOn w:val="Normal"/>
+    <w:link w:val="FooterChar"/>
     <w:uiPriority w:val="99"/>
     <w:semiHidden/>
     <w:unhideWhenUsed/>
@@ -3795,10 +4343,10 @@
       <w:szCs w:val="18"/>
     </w:rPr>
   </w:style>
-  <w:style w:type="character" w:customStyle="1" w:styleId="Char0">
-    <w:name w:val="页脚 Char"/>
-    <w:basedOn w:val="a0"/>
-    <w:link w:val="a4"/>
+  <w:style w:type="character" w:customStyle="1" w:styleId="FooterChar">
+    <w:name w:val="Footer Char"/>
+    <w:basedOn w:val="DefaultParagraphFont"/>
+    <w:link w:val="Footer"/>
     <w:uiPriority w:val="99"/>
     <w:semiHidden/>
     <w:rsid w:val="00250EDA"/>
@@ -3807,11 +4355,11 @@
       <w:szCs w:val="18"/>
     </w:rPr>
   </w:style>
-  <w:style w:type="paragraph" w:styleId="a5">
+  <w:style w:type="paragraph" w:styleId="Title">
     <w:name w:val="Title"/>
-    <w:basedOn w:val="a"/>
-    <w:next w:val="a"/>
-    <w:link w:val="Char1"/>
+    <w:basedOn w:val="Normal"/>
+    <w:next w:val="Normal"/>
+    <w:link w:val="TitleChar"/>
     <w:uiPriority w:val="10"/>
     <w:qFormat/>
     <w:rsid w:val="00250EDA"/>
@@ -3828,10 +4376,10 @@
       <w:szCs w:val="32"/>
     </w:rPr>
   </w:style>
-  <w:style w:type="character" w:customStyle="1" w:styleId="Char1">
-    <w:name w:val="标题 Char"/>
-    <w:basedOn w:val="a0"/>
-    <w:link w:val="a5"/>
+  <w:style w:type="character" w:customStyle="1" w:styleId="TitleChar">
+    <w:name w:val="Title Char"/>
+    <w:basedOn w:val="DefaultParagraphFont"/>
+    <w:link w:val="Title"/>
     <w:uiPriority w:val="10"/>
     <w:rsid w:val="00250EDA"/>
     <w:rPr>
@@ -3842,10 +4390,10 @@
       <w:szCs w:val="32"/>
     </w:rPr>
   </w:style>
-  <w:style w:type="character" w:customStyle="1" w:styleId="1Char">
-    <w:name w:val="标题 1 Char"/>
-    <w:basedOn w:val="a0"/>
-    <w:link w:val="1"/>
+  <w:style w:type="character" w:customStyle="1" w:styleId="Heading1Char">
+    <w:name w:val="Heading 1 Char"/>
+    <w:basedOn w:val="DefaultParagraphFont"/>
+    <w:link w:val="Heading1"/>
     <w:uiPriority w:val="9"/>
     <w:rsid w:val="00CC4A4C"/>
     <w:rPr>
@@ -3856,9 +4404,9 @@
       <w:szCs w:val="44"/>
     </w:rPr>
   </w:style>
-  <w:style w:type="table" w:styleId="a6">
+  <w:style w:type="table" w:styleId="TableGrid">
     <w:name w:val="Table Grid"/>
-    <w:basedOn w:val="a1"/>
+    <w:basedOn w:val="TableNormal"/>
     <w:uiPriority w:val="59"/>
     <w:rsid w:val="00EF63DD"/>
     <w:tblPr>
@@ -3879,15 +4427,42 @@
       </w:tblCellMar>
     </w:tblPr>
   </w:style>
-  <w:style w:type="paragraph" w:styleId="a7">
+  <w:style w:type="paragraph" w:styleId="ListParagraph">
     <w:name w:val="List Paragraph"/>
-    <w:basedOn w:val="a"/>
+    <w:basedOn w:val="Normal"/>
     <w:uiPriority w:val="34"/>
     <w:qFormat/>
     <w:rsid w:val="009A5BAC"/>
     <w:pPr>
       <w:ind w:firstLineChars="200" w:firstLine="420"/>
     </w:pPr>
+  </w:style>
+  <w:style w:type="paragraph" w:styleId="DocumentMap">
+    <w:name w:val="Document Map"/>
+    <w:basedOn w:val="Normal"/>
+    <w:link w:val="DocumentMapChar"/>
+    <w:uiPriority w:val="99"/>
+    <w:semiHidden/>
+    <w:unhideWhenUsed/>
+    <w:rsid w:val="007B681C"/>
+    <w:rPr>
+      <w:rFonts w:ascii="Tahoma" w:hAnsi="Tahoma" w:cs="Tahoma"/>
+      <w:sz w:val="16"/>
+      <w:szCs w:val="16"/>
+    </w:rPr>
+  </w:style>
+  <w:style w:type="character" w:customStyle="1" w:styleId="DocumentMapChar">
+    <w:name w:val="Document Map Char"/>
+    <w:basedOn w:val="DefaultParagraphFont"/>
+    <w:link w:val="DocumentMap"/>
+    <w:uiPriority w:val="99"/>
+    <w:semiHidden/>
+    <w:rsid w:val="007B681C"/>
+    <w:rPr>
+      <w:rFonts w:ascii="Tahoma" w:hAnsi="Tahoma" w:cs="Tahoma"/>
+      <w:sz w:val="16"/>
+      <w:szCs w:val="16"/>
+    </w:rPr>
   </w:style>
 </w:styles>
 </file>

--- a/internal_doc/10.参考资料/PostgreSQL/sequoiadb支持pg的说明.docx
+++ b/internal_doc/10.参考资料/PostgreSQL/sequoiadb支持pg的说明.docx
@@ -783,6 +783,32 @@
               </w:rPr>
               <w:t>浮点数</w:t>
             </w:r>
+            <w:r>
+              <w:rPr>
+                <w:rFonts w:hint="eastAsia"/>
+              </w:rPr>
+              <w:t>(</w:t>
+            </w:r>
+            <w:r>
+              <w:rPr>
+                <w:rFonts w:hint="eastAsia"/>
+                <w:color w:val="FF0000"/>
+              </w:rPr>
+              <w:t>会有精度</w:t>
+            </w:r>
+            <w:r>
+              <w:rPr>
+                <w:rFonts w:hint="eastAsia"/>
+                <w:color w:val="FF0000"/>
+              </w:rPr>
+              <w:t>问题</w:t>
+            </w:r>
+            <w:r>
+              <w:rPr>
+                <w:rFonts w:hint="eastAsia"/>
+              </w:rPr>
+              <w:t>)</w:t>
+            </w:r>
           </w:p>
         </w:tc>
         <w:tc>
@@ -790,11 +816,99 @@
             <w:tcW w:w="3556" w:type="dxa"/>
           </w:tcPr>
           <w:p>
+            <w:pPr>
+              <w:rPr>
+                <w:rFonts w:hint="eastAsia"/>
+              </w:rPr>
+            </w:pPr>
             <w:r>
               <w:rPr>
                 <w:rFonts w:hint="eastAsia"/>
               </w:rPr>
               <w:t>{key:1.12e-15}</w:t>
+            </w:r>
+          </w:p>
+          <w:p>
+            <w:pPr>
+              <w:rPr>
+                <w:rFonts w:hint="eastAsia"/>
+                <w:color w:val="FF0000"/>
+              </w:rPr>
+            </w:pPr>
+            <w:r>
+              <w:rPr>
+                <w:rFonts w:hint="eastAsia"/>
+                <w:color w:val="FF0000"/>
+              </w:rPr>
+              <w:t>精度丢失场景：</w:t>
+            </w:r>
+            <w:r>
+              <w:rPr>
+                <w:rFonts w:hint="eastAsia"/>
+                <w:color w:val="FF0000"/>
+              </w:rPr>
+              <w:t>pg</w:t>
+            </w:r>
+            <w:r>
+              <w:rPr>
+                <w:rFonts w:hint="eastAsia"/>
+                <w:color w:val="FF0000"/>
+              </w:rPr>
+              <w:t>插入</w:t>
+            </w:r>
+            <w:r>
+              <w:rPr>
+                <w:color w:val="FF0000"/>
+              </w:rPr>
+              <w:t>2.34567</w:t>
+            </w:r>
+          </w:p>
+          <w:p>
+            <w:pPr>
+              <w:rPr>
+                <w:rFonts w:hint="eastAsia"/>
+                <w:color w:val="FF0000"/>
+              </w:rPr>
+            </w:pPr>
+            <w:r>
+              <w:rPr>
+                <w:rFonts w:hint="eastAsia"/>
+                <w:color w:val="FF0000"/>
+              </w:rPr>
+              <w:t xml:space="preserve">              sdb</w:t>
+            </w:r>
+            <w:r>
+              <w:rPr>
+                <w:rFonts w:hint="eastAsia"/>
+                <w:color w:val="FF0000"/>
+              </w:rPr>
+              <w:t>实际存储：</w:t>
+            </w:r>
+            <w:r>
+              <w:rPr>
+                <w:color w:val="FF0000"/>
+              </w:rPr>
+              <w:t>2.345669984817505</w:t>
+            </w:r>
+          </w:p>
+          <w:p>
+            <w:r>
+              <w:rPr>
+                <w:rFonts w:hint="eastAsia"/>
+              </w:rPr>
+              <w:t>仅在</w:t>
+            </w:r>
+            <w:r>
+              <w:rPr>
+                <w:rFonts w:hint="eastAsia"/>
+              </w:rPr>
+              <w:t>pg</w:t>
+            </w:r>
+            <w:r>
+              <w:rPr>
+                <w:rFonts w:hint="eastAsia"/>
+              </w:rPr>
+              <w:t>端操作不会有问题。</w:t>
             </w:r>
           </w:p>
         </w:tc>
@@ -1595,6 +1709,7 @@
                 <w:rFonts w:hint="eastAsia"/>
                 <w:color w:val="0070C0"/>
               </w:rPr>
+              <w:lastRenderedPageBreak/>
               <w:t>timestamp with time zone</w:t>
             </w:r>
           </w:p>
@@ -1642,7 +1757,6 @@
                 <w:rFonts w:hint="eastAsia"/>
                 <w:color w:val="0070C0"/>
               </w:rPr>
-              <w:lastRenderedPageBreak/>
               <w:t>interval</w:t>
             </w:r>
           </w:p>
@@ -2693,6 +2807,7 @@
               <w:rPr>
                 <w:rFonts w:hint="eastAsia"/>
               </w:rPr>
+              <w:lastRenderedPageBreak/>
               <w:t xml:space="preserve">ELSE </w:t>
             </w:r>
             <w:r>
@@ -3760,6 +3875,7 @@
         <w:rPr>
           <w:rFonts w:hint="eastAsia"/>
         </w:rPr>
+        <w:lastRenderedPageBreak/>
         <w:t xml:space="preserve">SELECT * FROM arraytest WHERE 1=ANY(a); </w:t>
       </w:r>
       <w:r>
@@ -4261,7 +4377,6 @@
   <w:style w:type="character" w:default="1" w:styleId="DefaultParagraphFont">
     <w:name w:val="Default Paragraph Font"/>
     <w:uiPriority w:val="1"/>
-    <w:semiHidden/>
     <w:unhideWhenUsed/>
   </w:style>
   <w:style w:type="table" w:default="1" w:styleId="TableNormal">

--- a/internal_doc/10.参考资料/PostgreSQL/sequoiadb支持pg的说明.docx
+++ b/internal_doc/10.参考资料/PostgreSQL/sequoiadb支持pg的说明.docx
@@ -816,22 +816,50 @@
             <w:tcW w:w="3556" w:type="dxa"/>
           </w:tcPr>
           <w:p>
+            <w:r>
+              <w:rPr>
+                <w:rFonts w:hint="eastAsia"/>
+              </w:rPr>
+              <w:t>{key:1.12e-15}</w:t>
+            </w:r>
+          </w:p>
+          <w:p>
             <w:pPr>
               <w:rPr>
-                <w:rFonts w:hint="eastAsia"/>
+                <w:color w:val="FF0000"/>
               </w:rPr>
             </w:pPr>
             <w:r>
               <w:rPr>
                 <w:rFonts w:hint="eastAsia"/>
-              </w:rPr>
-              <w:t>{key:1.12e-15}</w:t>
+                <w:color w:val="FF0000"/>
+              </w:rPr>
+              <w:t>精度丢失场景：</w:t>
+            </w:r>
+            <w:r>
+              <w:rPr>
+                <w:rFonts w:hint="eastAsia"/>
+                <w:color w:val="FF0000"/>
+              </w:rPr>
+              <w:t>pg</w:t>
+            </w:r>
+            <w:r>
+              <w:rPr>
+                <w:rFonts w:hint="eastAsia"/>
+                <w:color w:val="FF0000"/>
+              </w:rPr>
+              <w:t>插入</w:t>
+            </w:r>
+            <w:r>
+              <w:rPr>
+                <w:color w:val="FF0000"/>
+              </w:rPr>
+              <w:t>2.34567</w:t>
             </w:r>
           </w:p>
           <w:p>
             <w:pPr>
               <w:rPr>
-                <w:rFonts w:hint="eastAsia"/>
                 <w:color w:val="FF0000"/>
               </w:rPr>
             </w:pPr>
@@ -840,75 +868,52 @@
                 <w:rFonts w:hint="eastAsia"/>
                 <w:color w:val="FF0000"/>
               </w:rPr>
-              <w:t>精度丢失场景：</w:t>
+              <w:t xml:space="preserve">              sdb</w:t>
             </w:r>
             <w:r>
               <w:rPr>
                 <w:rFonts w:hint="eastAsia"/>
                 <w:color w:val="FF0000"/>
               </w:rPr>
+              <w:t>实际存储：</w:t>
+            </w:r>
+            <w:r>
+              <w:rPr>
+                <w:color w:val="FF0000"/>
+              </w:rPr>
+              <w:t>2.345669984817505</w:t>
+            </w:r>
+          </w:p>
+          <w:p>
+            <w:r>
+              <w:rPr>
+                <w:rFonts w:hint="eastAsia"/>
+              </w:rPr>
+              <w:t>仅在</w:t>
+            </w:r>
+            <w:r>
+              <w:rPr>
+                <w:rFonts w:hint="eastAsia"/>
+              </w:rPr>
               <w:t>pg</w:t>
             </w:r>
             <w:r>
               <w:rPr>
                 <w:rFonts w:hint="eastAsia"/>
-                <w:color w:val="FF0000"/>
-              </w:rPr>
-              <w:t>插入</w:t>
-            </w:r>
-            <w:r>
-              <w:rPr>
-                <w:color w:val="FF0000"/>
-              </w:rPr>
-              <w:t>2.34567</w:t>
-            </w:r>
-          </w:p>
-          <w:p>
-            <w:pPr>
-              <w:rPr>
-                <w:rFonts w:hint="eastAsia"/>
-                <w:color w:val="FF0000"/>
-              </w:rPr>
-            </w:pPr>
-            <w:r>
-              <w:rPr>
-                <w:rFonts w:hint="eastAsia"/>
-                <w:color w:val="FF0000"/>
-              </w:rPr>
-              <w:t xml:space="preserve">              sdb</w:t>
-            </w:r>
-            <w:r>
-              <w:rPr>
-                <w:rFonts w:hint="eastAsia"/>
-                <w:color w:val="FF0000"/>
-              </w:rPr>
-              <w:t>实际存储：</w:t>
-            </w:r>
-            <w:r>
-              <w:rPr>
-                <w:color w:val="FF0000"/>
-              </w:rPr>
-              <w:t>2.345669984817505</w:t>
-            </w:r>
-          </w:p>
-          <w:p>
-            <w:r>
-              <w:rPr>
-                <w:rFonts w:hint="eastAsia"/>
-              </w:rPr>
-              <w:t>仅在</w:t>
-            </w:r>
-            <w:r>
-              <w:rPr>
-                <w:rFonts w:hint="eastAsia"/>
-              </w:rPr>
-              <w:t>pg</w:t>
-            </w:r>
-            <w:r>
-              <w:rPr>
-                <w:rFonts w:hint="eastAsia"/>
-              </w:rPr>
-              <w:t>端操作不会有问题。</w:t>
+              </w:rPr>
+              <w:t>端操作</w:t>
+            </w:r>
+            <w:r>
+              <w:rPr>
+                <w:rFonts w:hint="eastAsia"/>
+              </w:rPr>
+              <w:t>是</w:t>
+            </w:r>
+            <w:r>
+              <w:rPr>
+                <w:rFonts w:hint="eastAsia"/>
+              </w:rPr>
+              <w:t>不会有问题。</w:t>
             </w:r>
           </w:p>
         </w:tc>
@@ -4377,6 +4382,7 @@
   <w:style w:type="character" w:default="1" w:styleId="DefaultParagraphFont">
     <w:name w:val="Default Paragraph Font"/>
     <w:uiPriority w:val="1"/>
+    <w:semiHidden/>
     <w:unhideWhenUsed/>
   </w:style>
   <w:style w:type="table" w:default="1" w:styleId="TableNormal">

--- a/internal_doc/10.参考资料/PostgreSQL/sequoiadb支持pg的说明.docx
+++ b/internal_doc/10.参考资料/PostgreSQL/sequoiadb支持pg的说明.docx
@@ -213,10 +213,10 @@
         <w:tblLook w:val="04A0"/>
       </w:tblPr>
       <w:tblGrid>
-        <w:gridCol w:w="1290"/>
-        <w:gridCol w:w="1304"/>
+        <w:gridCol w:w="1268"/>
+        <w:gridCol w:w="1468"/>
         <w:gridCol w:w="4735"/>
-        <w:gridCol w:w="1193"/>
+        <w:gridCol w:w="1051"/>
       </w:tblGrid>
       <w:tr>
         <w:tc>
@@ -1714,8 +1714,15 @@
                 <w:rFonts w:hint="eastAsia"/>
                 <w:color w:val="0070C0"/>
               </w:rPr>
+              <w:t xml:space="preserve">timestamp </w:t>
+            </w:r>
+            <w:r>
+              <w:rPr>
+                <w:rFonts w:hint="eastAsia"/>
+                <w:color w:val="0070C0"/>
+              </w:rPr>
               <w:lastRenderedPageBreak/>
-              <w:t>timestamp with time zone</w:t>
+              <w:t>with time zone</w:t>
             </w:r>
           </w:p>
         </w:tc>
@@ -1729,6 +1736,7 @@
                 <w:rFonts w:hint="eastAsia"/>
                 <w:color w:val="0070C0"/>
               </w:rPr>
+              <w:lastRenderedPageBreak/>
               <w:t>不支持</w:t>
             </w:r>
           </w:p>
@@ -1762,6 +1770,7 @@
                 <w:rFonts w:hint="eastAsia"/>
                 <w:color w:val="0070C0"/>
               </w:rPr>
+              <w:lastRenderedPageBreak/>
               <w:t>interval</w:t>
             </w:r>
           </w:p>
@@ -2137,6 +2146,96 @@
                 <w:rFonts w:hint="eastAsia"/>
               </w:rPr>
               <w:t>数组</w:t>
+            </w:r>
+            <w:r>
+              <w:rPr>
+                <w:rFonts w:hint="eastAsia"/>
+              </w:rPr>
+              <w:t>（</w:t>
+            </w:r>
+            <w:r>
+              <w:rPr>
+                <w:rFonts w:hint="eastAsia"/>
+              </w:rPr>
+              <w:t>date</w:t>
+            </w:r>
+            <w:r>
+              <w:rPr>
+                <w:rFonts w:hint="eastAsia"/>
+              </w:rPr>
+              <w:t>、</w:t>
+            </w:r>
+            <w:r>
+              <w:rPr>
+                <w:rFonts w:hint="eastAsia"/>
+              </w:rPr>
+              <w:t>text</w:t>
+            </w:r>
+            <w:r>
+              <w:rPr>
+                <w:rFonts w:hint="eastAsia"/>
+              </w:rPr>
+              <w:t>、</w:t>
+            </w:r>
+            <w:r>
+              <w:rPr>
+                <w:rFonts w:hint="eastAsia"/>
+              </w:rPr>
+              <w:t>int4</w:t>
+            </w:r>
+            <w:r>
+              <w:rPr>
+                <w:rFonts w:hint="eastAsia"/>
+              </w:rPr>
+              <w:t>、</w:t>
+            </w:r>
+            <w:r>
+              <w:rPr>
+                <w:rFonts w:hint="eastAsia"/>
+              </w:rPr>
+              <w:t>float4</w:t>
+            </w:r>
+            <w:r>
+              <w:rPr>
+                <w:rFonts w:hint="eastAsia"/>
+              </w:rPr>
+              <w:t>、</w:t>
+            </w:r>
+            <w:r>
+              <w:rPr>
+                <w:rFonts w:hint="eastAsia"/>
+              </w:rPr>
+              <w:t>float8</w:t>
+            </w:r>
+            <w:r>
+              <w:rPr>
+                <w:rFonts w:hint="eastAsia"/>
+              </w:rPr>
+              <w:t>、</w:t>
+            </w:r>
+            <w:r>
+              <w:rPr>
+                <w:rFonts w:hint="eastAsia"/>
+              </w:rPr>
+              <w:t>int2</w:t>
+            </w:r>
+            <w:r>
+              <w:rPr>
+                <w:rFonts w:hint="eastAsia"/>
+              </w:rPr>
+              <w:t>、</w:t>
+            </w:r>
+            <w:r>
+              <w:rPr>
+                <w:rFonts w:hint="eastAsia"/>
+              </w:rPr>
+              <w:t>timestamp</w:t>
+            </w:r>
+            <w:r>
+              <w:rPr>
+                <w:rFonts w:hint="eastAsia"/>
+              </w:rPr>
+              <w:t>、）</w:t>
             </w:r>
           </w:p>
         </w:tc>
@@ -2743,6 +2842,7 @@
               <w:rPr>
                 <w:rFonts w:hint="eastAsia"/>
               </w:rPr>
+              <w:lastRenderedPageBreak/>
               <w:t xml:space="preserve">CASE </w:t>
             </w:r>
           </w:p>
@@ -2812,7 +2912,6 @@
               <w:rPr>
                 <w:rFonts w:hint="eastAsia"/>
               </w:rPr>
-              <w:lastRenderedPageBreak/>
               <w:t xml:space="preserve">ELSE </w:t>
             </w:r>
             <w:r>
@@ -3800,6 +3899,7 @@
         <w:rPr>
           <w:rFonts w:hint="eastAsia"/>
         </w:rPr>
+        <w:lastRenderedPageBreak/>
         <w:t>数组支持下标访问。例如</w:t>
       </w:r>
     </w:p>
@@ -3880,7 +3980,6 @@
         <w:rPr>
           <w:rFonts w:hint="eastAsia"/>
         </w:rPr>
-        <w:lastRenderedPageBreak/>
         <w:t xml:space="preserve">SELECT * FROM arraytest WHERE 1=ANY(a); </w:t>
       </w:r>
       <w:r>

--- a/internal_doc/10.参考资料/PostgreSQL/sequoiadb支持pg的说明.docx
+++ b/internal_doc/10.参考资料/PostgreSQL/sequoiadb支持pg的说明.docx
@@ -2128,6 +2128,12 @@
             <w:tcW w:w="1416" w:type="dxa"/>
           </w:tcPr>
           <w:p>
+            <w:r>
+              <w:rPr>
+                <w:rFonts w:hint="eastAsia"/>
+              </w:rPr>
+              <w:t>一维</w:t>
+            </w:r>
             <w:r>
               <w:rPr>
                 <w:rFonts w:hint="eastAsia"/>
